--- a/templates/database-design.template.docx
+++ b/templates/database-design.template.docx
@@ -1,11 +1,11 @@
 
 <file path=word/document.xml><?xml version="1.0" encoding="utf-8"?>
-<w:document xmlns:wpc="http://schemas.microsoft.com/office/word/2010/wordprocessingCanvas" xmlns:mc="http://schemas.openxmlformats.org/markup-compatibility/2006" xmlns:o="urn:schemas-microsoft-com:office:office" xmlns:r="http://schemas.openxmlformats.org/officeDocument/2006/relationships" xmlns:m="http://schemas.openxmlformats.org/officeDocument/2006/math" xmlns:v="urn:schemas-microsoft-com:vml" xmlns:wp14="http://schemas.microsoft.com/office/word/2010/wordprocessingDrawing" xmlns:wp="http://schemas.openxmlformats.org/drawingml/2006/wordprocessingDrawing" xmlns:w="http://schemas.openxmlformats.org/wordprocessingml/2006/main" xmlns:w14="http://schemas.microsoft.com/office/word/2010/wordml" xmlns:w10="urn:schemas-microsoft-com:office:word" xmlns:w15="http://schemas.microsoft.com/office/word/2012/wordml" xmlns:wpg="http://schemas.microsoft.com/office/word/2010/wordprocessingGroup" xmlns:wpi="http://schemas.microsoft.com/office/word/2010/wordprocessingInk" xmlns:wne="http://schemas.microsoft.com/office/word/2006/wordml" xmlns:wps="http://schemas.microsoft.com/office/word/2010/wordprocessingShape" xmlns:wpsCustomData="http://www.wps.cn/officeDocument/2013/wpsCustomData" mc:Ignorable="w14 w15 wp14">
+<w:document xmlns:wpc="http://schemas.microsoft.com/office/word/2010/wordprocessingCanvas" xmlns:cx="http://schemas.microsoft.com/office/drawing/2014/chartex" xmlns:cx1="http://schemas.microsoft.com/office/drawing/2015/9/8/chartex" xmlns:cx2="http://schemas.microsoft.com/office/drawing/2015/10/21/chartex" xmlns:cx3="http://schemas.microsoft.com/office/drawing/2016/5/9/chartex" xmlns:cx4="http://schemas.microsoft.com/office/drawing/2016/5/10/chartex" xmlns:cx5="http://schemas.microsoft.com/office/drawing/2016/5/11/chartex" xmlns:cx6="http://schemas.microsoft.com/office/drawing/2016/5/12/chartex" xmlns:cx7="http://schemas.microsoft.com/office/drawing/2016/5/13/chartex" xmlns:cx8="http://schemas.microsoft.com/office/drawing/2016/5/14/chartex" xmlns:mc="http://schemas.openxmlformats.org/markup-compatibility/2006" xmlns:o="urn:schemas-microsoft-com:office:office" xmlns:r="http://schemas.openxmlformats.org/officeDocument/2006/relationships" xmlns:m="http://schemas.openxmlformats.org/officeDocument/2006/math" xmlns:v="urn:schemas-microsoft-com:vml" xmlns:wp14="http://schemas.microsoft.com/office/word/2010/wordprocessingDrawing" xmlns:wp="http://schemas.openxmlformats.org/drawingml/2006/wordprocessingDrawing" xmlns:w="http://schemas.openxmlformats.org/wordprocessingml/2006/main" xmlns:w14="http://schemas.microsoft.com/office/word/2010/wordml" xmlns:w10="urn:schemas-microsoft-com:office:word" xmlns:w15="http://schemas.microsoft.com/office/word/2012/wordml" xmlns:wpg="http://schemas.microsoft.com/office/word/2010/wordprocessingGroup" xmlns:wpi="http://schemas.microsoft.com/office/word/2010/wordprocessingInk" xmlns:wne="http://schemas.microsoft.com/office/word/2006/wordml" xmlns:wps="http://schemas.microsoft.com/office/word/2010/wordprocessingShape" xmlns:wpsCustomData="http://www.wps.cn/officeDocument/2013/wpsCustomData" mc:Ignorable="w14 w15 wp14">
   <w:body>
     <w:p>
       <w:pPr>
         <w:pStyle w:val="2"/>
-        <w:ind w:left="2284" w:leftChars="500" w:hanging="1084" w:hangingChars="200"/>
+        <w:ind w:left="2281" w:leftChars="500" w:hanging="1081" w:hangingChars="200"/>
         <w:jc w:val="center"/>
         <w:rPr>
           <w:rFonts w:hint="eastAsia"/>
@@ -25,13 +25,13 @@
           <w:sz w:val="52"/>
           <w:szCs w:val="52"/>
         </w:rPr>
-        <w:t xml:space="preserve">{projectName}</w:t>
+        <w:t>{projectName}</w:t>
       </w:r>
     </w:p>
     <w:p>
       <w:pPr>
         <w:pStyle w:val="2"/>
-        <w:ind w:left="2284" w:leftChars="500" w:hanging="1084" w:hangingChars="200"/>
+        <w:ind w:left="2281" w:leftChars="500" w:hanging="1081" w:hangingChars="200"/>
         <w:jc w:val="center"/>
         <w:rPr>
           <w:rFonts w:hint="eastAsia"/>
@@ -42,17 +42,6 @@
           <w:szCs w:val="52"/>
         </w:rPr>
       </w:pPr>
-      <w:r>
-        <w:rPr>
-          <w:rFonts w:hint="eastAsia"/>
-          <w:b/>
-          <w:caps/>
-          <w:spacing w:val="10"/>
-          <w:sz w:val="52"/>
-          <w:szCs w:val="52"/>
-        </w:rPr>
-        <w:t xml:space="preserve"/>
-      </w:r>
     </w:p>
     <w:p>
       <w:pPr>
@@ -198,9 +187,7 @@
     </w:p>
     <w:p>
       <w:pPr>
-        <w:suppressAutoHyphens/>
-        <w:ind w:firstLine="1004"/>
-        <w:jc w:val="center"/>
+        <w:pStyle w:val="2"/>
         <w:rPr>
           <w:b/>
           <w:caps/>
@@ -213,8 +200,34 @@
     </w:p>
     <w:p>
       <w:pPr>
+        <w:pStyle w:val="2"/>
+        <w:rPr>
+          <w:b/>
+          <w:caps/>
+          <w:spacing w:val="10"/>
+          <w:sz w:val="48"/>
+          <w:szCs w:val="48"/>
+          <w:lang w:bidi="ar"/>
+        </w:rPr>
+      </w:pPr>
+    </w:p>
+    <w:p>
+      <w:pPr>
+        <w:pStyle w:val="2"/>
+        <w:rPr>
+          <w:b/>
+          <w:caps/>
+          <w:spacing w:val="10"/>
+          <w:sz w:val="48"/>
+          <w:szCs w:val="48"/>
+          <w:lang w:bidi="ar"/>
+        </w:rPr>
+      </w:pPr>
+    </w:p>
+    <w:p>
+      <w:pPr>
         <w:pStyle w:val="24"/>
-        <w:ind w:left="199" w:leftChars="83" w:firstLine="1024" w:firstLineChars="300"/>
+        <w:ind w:left="199" w:leftChars="83" w:firstLine="1021" w:firstLineChars="300"/>
         <w:rPr>
           <w:b/>
           <w:caps/>
@@ -234,13 +247,14 @@
           <w:szCs w:val="32"/>
           <w:lang w:val="zh-CN" w:bidi="ar"/>
         </w:rPr>
-        <w:t xml:space="preserve">建设单位：{organization}</w:t>
+        <w:t>建设单位：{organization}</w:t>
       </w:r>
     </w:p>
     <w:p>
       <w:pPr>
         <w:pStyle w:val="24"/>
         <w:rPr>
+          <w:rFonts w:hint="eastAsia" w:ascii="宋体" w:hAnsi="宋体"/>
           <w:b/>
           <w:caps/>
           <w:spacing w:val="10"/>
@@ -259,28 +273,9 @@
           <w:szCs w:val="32"/>
           <w:lang w:val="zh-CN" w:bidi="ar"/>
         </w:rPr>
-        <w:t xml:space="preserve">{date}</w:t>
-      </w:r>
-    </w:p>
-    <w:bookmarkEnd w:id="0"/>
-    <w:p>
-      <w:pPr>
-        <w:pStyle w:val="24"/>
-        <w:spacing w:before="120"/>
-        <w:ind w:left="0" w:leftChars="0" w:firstLine="0" w:firstLineChars="0"/>
-        <w:jc w:val="center"/>
-        <w:rPr>
-          <w:rFonts w:hint="eastAsia" w:ascii="宋体" w:hAnsi="宋体"/>
-          <w:b/>
-          <w:caps/>
-          <w:spacing w:val="10"/>
-          <w:sz w:val="32"/>
-          <w:szCs w:val="32"/>
-          <w:lang w:val="zh-CN" w:bidi="ar"/>
-        </w:rPr>
-      </w:pPr>
-    </w:p>
-    <w:bookmarkEnd w:id="1"/>
+        <w:t xml:space="preserve">          {date}</w:t>
+      </w:r>
+    </w:p>
     <w:p>
       <w:pPr>
         <w:ind w:firstLine="480"/>
@@ -292,27 +287,27 @@
         <w:spacing w:before="120"/>
         <w:ind w:left="0" w:leftChars="0" w:firstLine="0" w:firstLineChars="0"/>
         <w:sectPr>
-          <w:headerReference r:id="rId6" w:type="first"/>
-          <w:footerReference r:id="rId8" w:type="first"/>
+          <w:headerReference r:id="rId7" w:type="first"/>
+          <w:footerReference r:id="rId10" w:type="first"/>
           <w:headerReference r:id="rId5" w:type="default"/>
-          <w:footerReference r:id="rId7" w:type="even"/>
-          <w:headerReference w:type="even" r:id="rId17"/>
-          <w:footerReference w:type="default" r:id="rId18"/>
+          <w:footerReference r:id="rId8" w:type="default"/>
+          <w:headerReference r:id="rId6" w:type="even"/>
+          <w:footerReference r:id="rId9" w:type="even"/>
           <w:pgSz w:w="11906" w:h="16838"/>
           <w:pgMar w:top="1440" w:right="1701" w:bottom="1440" w:left="1701" w:header="851" w:footer="992" w:gutter="0"/>
           <w:cols w:space="720" w:num="1"/>
           <w:docGrid w:type="lines" w:linePitch="312" w:charSpace="0"/>
         </w:sectPr>
       </w:pPr>
+      <w:bookmarkStart w:id="0" w:name="_Toc103495101"/>
+      <w:bookmarkStart w:id="1" w:name="_Toc140044286"/>
       <w:bookmarkStart w:id="2" w:name="_Ref103570703"/>
-      <w:bookmarkStart w:id="3" w:name="_Toc140044286"/>
-      <w:bookmarkStart w:id="4" w:name="_Toc103495101"/>
-      <w:bookmarkStart w:id="5" w:name="_Toc134844081"/>
-    </w:p>
+      <w:bookmarkStart w:id="3" w:name="_Toc134844081"/>
+    </w:p>
+    <w:bookmarkEnd w:id="0"/>
+    <w:bookmarkEnd w:id="1"/>
     <w:bookmarkEnd w:id="2"/>
     <w:bookmarkEnd w:id="3"/>
-    <w:bookmarkEnd w:id="4"/>
-    <w:bookmarkEnd w:id="5"/>
     <w:p>
       <w:pPr>
         <w:pStyle w:val="26"/>
@@ -334,7 +329,7 @@
           <w:insideH w:val="single" w:color="auto" w:sz="4" w:space="0"/>
           <w:insideV w:val="single" w:color="auto" w:sz="4" w:space="0"/>
         </w:tblBorders>
-        <w:tblLayout w:type="autofit"/>
+        <w:tblLayout w:type="fixed"/>
         <w:tblCellMar>
           <w:top w:w="85" w:type="dxa"/>
           <w:left w:w="108" w:type="dxa"/>
@@ -343,30 +338,14 @@
         </w:tblCellMar>
       </w:tblPr>
       <w:tblGrid>
-        <w:gridCol w:w="906"/>
-        <w:gridCol w:w="1111"/>
-        <w:gridCol w:w="2227"/>
-        <w:gridCol w:w="1307"/>
-        <w:gridCol w:w="1759"/>
-        <w:gridCol w:w="1853"/>
+        <w:gridCol w:w="1123"/>
+        <w:gridCol w:w="1297"/>
+        <w:gridCol w:w="2435"/>
+        <w:gridCol w:w="1321"/>
+        <w:gridCol w:w="1482"/>
+        <w:gridCol w:w="1505"/>
       </w:tblGrid>
       <w:tr>
-        <w:tblPrEx>
-          <w:tblBorders>
-            <w:top w:val="single" w:color="auto" w:sz="4" w:space="0"/>
-            <w:left w:val="single" w:color="auto" w:sz="4" w:space="0"/>
-            <w:bottom w:val="single" w:color="auto" w:sz="4" w:space="0"/>
-            <w:right w:val="single" w:color="auto" w:sz="4" w:space="0"/>
-            <w:insideH w:val="single" w:color="auto" w:sz="4" w:space="0"/>
-            <w:insideV w:val="single" w:color="auto" w:sz="4" w:space="0"/>
-          </w:tblBorders>
-          <w:tblCellMar>
-            <w:top w:w="85" w:type="dxa"/>
-            <w:left w:w="108" w:type="dxa"/>
-            <w:bottom w:w="85" w:type="dxa"/>
-            <w:right w:w="108" w:type="dxa"/>
-          </w:tblCellMar>
-        </w:tblPrEx>
         <w:tc>
           <w:tcPr>
             <w:tcW w:w="5000" w:type="pct"/>
@@ -397,28 +376,12 @@
         </w:tc>
       </w:tr>
       <w:tr>
-        <w:tblPrEx>
-          <w:tblBorders>
-            <w:top w:val="single" w:color="auto" w:sz="4" w:space="0"/>
-            <w:left w:val="single" w:color="auto" w:sz="4" w:space="0"/>
-            <w:bottom w:val="single" w:color="auto" w:sz="4" w:space="0"/>
-            <w:right w:val="single" w:color="auto" w:sz="4" w:space="0"/>
-            <w:insideH w:val="single" w:color="auto" w:sz="4" w:space="0"/>
-            <w:insideV w:val="single" w:color="auto" w:sz="4" w:space="0"/>
-          </w:tblBorders>
-          <w:tblCellMar>
-            <w:top w:w="85" w:type="dxa"/>
-            <w:left w:w="108" w:type="dxa"/>
-            <w:bottom w:w="85" w:type="dxa"/>
-            <w:right w:w="108" w:type="dxa"/>
-          </w:tblCellMar>
-        </w:tblPrEx>
         <w:trPr>
           <w:trHeight w:val="587" w:hRule="atLeast"/>
         </w:trPr>
         <w:tc>
           <w:tcPr>
-            <w:tcW w:w="494" w:type="pct"/>
+            <w:tcW w:w="612" w:type="pct"/>
             <w:vAlign w:val="center"/>
           </w:tcPr>
           <w:p>
@@ -443,7 +406,7 @@
         </w:tc>
         <w:tc>
           <w:tcPr>
-            <w:tcW w:w="606" w:type="pct"/>
+            <w:tcW w:w="707" w:type="pct"/>
             <w:vAlign w:val="center"/>
           </w:tcPr>
           <w:p>
@@ -468,7 +431,7 @@
         </w:tc>
         <w:tc>
           <w:tcPr>
-            <w:tcW w:w="1216" w:type="pct"/>
+            <w:tcW w:w="1328" w:type="pct"/>
             <w:vAlign w:val="center"/>
           </w:tcPr>
           <w:p>
@@ -493,7 +456,7 @@
         </w:tc>
         <w:tc>
           <w:tcPr>
-            <w:tcW w:w="713" w:type="pct"/>
+            <w:tcW w:w="720" w:type="pct"/>
             <w:vAlign w:val="center"/>
           </w:tcPr>
           <w:p>
@@ -518,7 +481,7 @@
         </w:tc>
         <w:tc>
           <w:tcPr>
-            <w:tcW w:w="960" w:type="pct"/>
+            <w:tcW w:w="808" w:type="pct"/>
             <w:vAlign w:val="center"/>
           </w:tcPr>
           <w:p>
@@ -543,7 +506,7 @@
         </w:tc>
         <w:tc>
           <w:tcPr>
-            <w:tcW w:w="1007" w:type="pct"/>
+            <w:tcW w:w="821" w:type="pct"/>
             <w:vAlign w:val="center"/>
           </w:tcPr>
           <w:p>
@@ -568,28 +531,12 @@
         </w:tc>
       </w:tr>
       <w:tr>
-        <w:tblPrEx>
-          <w:tblBorders>
-            <w:top w:val="single" w:color="auto" w:sz="4" w:space="0"/>
-            <w:left w:val="single" w:color="auto" w:sz="4" w:space="0"/>
-            <w:bottom w:val="single" w:color="auto" w:sz="4" w:space="0"/>
-            <w:right w:val="single" w:color="auto" w:sz="4" w:space="0"/>
-            <w:insideH w:val="single" w:color="auto" w:sz="4" w:space="0"/>
-            <w:insideV w:val="single" w:color="auto" w:sz="4" w:space="0"/>
-          </w:tblBorders>
-          <w:tblCellMar>
-            <w:top w:w="85" w:type="dxa"/>
-            <w:left w:w="108" w:type="dxa"/>
-            <w:bottom w:w="85" w:type="dxa"/>
-            <w:right w:w="108" w:type="dxa"/>
-          </w:tblCellMar>
-        </w:tblPrEx>
         <w:trPr>
           <w:trHeight w:val="403" w:hRule="atLeast"/>
         </w:trPr>
         <w:tc>
           <w:tcPr>
-            <w:tcW w:w="494" w:type="pct"/>
+            <w:tcW w:w="612" w:type="pct"/>
             <w:vAlign w:val="center"/>
           </w:tcPr>
           <w:p>
@@ -608,13 +555,13 @@
                 <w:sz w:val="21"/>
                 <w:szCs w:val="21"/>
               </w:rPr>
-              <w:t xml:space="preserve">1</w:t>
+              <w:t>1</w:t>
             </w:r>
           </w:p>
         </w:tc>
         <w:tc>
           <w:tcPr>
-            <w:tcW w:w="606" w:type="pct"/>
+            <w:tcW w:w="707" w:type="pct"/>
             <w:vAlign w:val="center"/>
           </w:tcPr>
           <w:p>
@@ -633,13 +580,13 @@
                 <w:sz w:val="21"/>
                 <w:szCs w:val="21"/>
               </w:rPr>
-              <w:t xml:space="preserve">{version}</w:t>
+              <w:t>{version}</w:t>
             </w:r>
           </w:p>
         </w:tc>
         <w:tc>
           <w:tcPr>
-            <w:tcW w:w="1216" w:type="pct"/>
+            <w:tcW w:w="1328" w:type="pct"/>
             <w:vAlign w:val="center"/>
           </w:tcPr>
           <w:p>
@@ -658,13 +605,13 @@
                 <w:sz w:val="21"/>
                 <w:szCs w:val="21"/>
               </w:rPr>
-              <w:t xml:space="preserve">数据库设计说明书</w:t>
+              <w:t>数据库设计说明书</w:t>
             </w:r>
           </w:p>
         </w:tc>
         <w:tc>
           <w:tcPr>
-            <w:tcW w:w="713" w:type="pct"/>
+            <w:tcW w:w="720" w:type="pct"/>
             <w:vAlign w:val="center"/>
           </w:tcPr>
           <w:p>
@@ -682,20 +629,11 @@
                 <w:lang w:val="en-US" w:eastAsia="zh-CN"/>
               </w:rPr>
             </w:pPr>
-            <w:r>
-              <w:rPr>
-                <w:rFonts w:hint="eastAsia"/>
-                <w:sz w:val="21"/>
-                <w:szCs w:val="21"/>
-                <w:lang w:val="en-US" w:eastAsia="zh-CN"/>
-              </w:rPr>
-              <w:t xml:space="preserve"/>
-            </w:r>
           </w:p>
         </w:tc>
         <w:tc>
           <w:tcPr>
-            <w:tcW w:w="960" w:type="pct"/>
+            <w:tcW w:w="808" w:type="pct"/>
             <w:vAlign w:val="center"/>
           </w:tcPr>
           <w:p>
@@ -710,20 +648,11 @@
                 <w:lang w:val="en-US" w:eastAsia="zh-CN"/>
               </w:rPr>
             </w:pPr>
-            <w:r>
-              <w:rPr>
-                <w:rFonts w:hint="eastAsia"/>
-                <w:sz w:val="21"/>
-                <w:szCs w:val="21"/>
-                <w:lang w:val="en-US" w:eastAsia="zh-CN"/>
-              </w:rPr>
-              <w:t xml:space="preserve"/>
-            </w:r>
           </w:p>
         </w:tc>
         <w:tc>
           <w:tcPr>
-            <w:tcW w:w="1007" w:type="pct"/>
+            <w:tcW w:w="821" w:type="pct"/>
             <w:vAlign w:val="center"/>
           </w:tcPr>
           <w:p>
@@ -745,31 +674,15 @@
                 <w:sz w:val="21"/>
                 <w:szCs w:val="21"/>
               </w:rPr>
-              <w:t xml:space="preserve">{date}</w:t>
+              <w:t>{date}</w:t>
             </w:r>
           </w:p>
         </w:tc>
       </w:tr>
       <w:tr>
-        <w:tblPrEx>
-          <w:tblBorders>
-            <w:top w:val="single" w:color="auto" w:sz="4" w:space="0"/>
-            <w:left w:val="single" w:color="auto" w:sz="4" w:space="0"/>
-            <w:bottom w:val="single" w:color="auto" w:sz="4" w:space="0"/>
-            <w:right w:val="single" w:color="auto" w:sz="4" w:space="0"/>
-            <w:insideH w:val="single" w:color="auto" w:sz="4" w:space="0"/>
-            <w:insideV w:val="single" w:color="auto" w:sz="4" w:space="0"/>
-          </w:tblBorders>
-          <w:tblCellMar>
-            <w:top w:w="85" w:type="dxa"/>
-            <w:left w:w="108" w:type="dxa"/>
-            <w:bottom w:w="85" w:type="dxa"/>
-            <w:right w:w="108" w:type="dxa"/>
-          </w:tblCellMar>
-        </w:tblPrEx>
         <w:tc>
           <w:tcPr>
-            <w:tcW w:w="494" w:type="pct"/>
+            <w:tcW w:w="612" w:type="pct"/>
             <w:vAlign w:val="center"/>
           </w:tcPr>
           <w:p>
@@ -786,7 +699,7 @@
         </w:tc>
         <w:tc>
           <w:tcPr>
-            <w:tcW w:w="606" w:type="pct"/>
+            <w:tcW w:w="707" w:type="pct"/>
             <w:vAlign w:val="center"/>
           </w:tcPr>
           <w:p>
@@ -803,7 +716,7 @@
         </w:tc>
         <w:tc>
           <w:tcPr>
-            <w:tcW w:w="1216" w:type="pct"/>
+            <w:tcW w:w="1328" w:type="pct"/>
             <w:vAlign w:val="center"/>
           </w:tcPr>
           <w:p>
@@ -820,7 +733,7 @@
         </w:tc>
         <w:tc>
           <w:tcPr>
-            <w:tcW w:w="713" w:type="pct"/>
+            <w:tcW w:w="720" w:type="pct"/>
             <w:vAlign w:val="center"/>
           </w:tcPr>
           <w:p>
@@ -837,7 +750,7 @@
         </w:tc>
         <w:tc>
           <w:tcPr>
-            <w:tcW w:w="960" w:type="pct"/>
+            <w:tcW w:w="808" w:type="pct"/>
             <w:vAlign w:val="center"/>
           </w:tcPr>
           <w:p>
@@ -854,7 +767,7 @@
         </w:tc>
         <w:tc>
           <w:tcPr>
-            <w:tcW w:w="1007" w:type="pct"/>
+            <w:tcW w:w="821" w:type="pct"/>
             <w:vAlign w:val="center"/>
           </w:tcPr>
           <w:p>
@@ -871,25 +784,9 @@
         </w:tc>
       </w:tr>
       <w:tr>
-        <w:tblPrEx>
-          <w:tblBorders>
-            <w:top w:val="single" w:color="auto" w:sz="4" w:space="0"/>
-            <w:left w:val="single" w:color="auto" w:sz="4" w:space="0"/>
-            <w:bottom w:val="single" w:color="auto" w:sz="4" w:space="0"/>
-            <w:right w:val="single" w:color="auto" w:sz="4" w:space="0"/>
-            <w:insideH w:val="single" w:color="auto" w:sz="4" w:space="0"/>
-            <w:insideV w:val="single" w:color="auto" w:sz="4" w:space="0"/>
-          </w:tblBorders>
-          <w:tblCellMar>
-            <w:top w:w="85" w:type="dxa"/>
-            <w:left w:w="108" w:type="dxa"/>
-            <w:bottom w:w="85" w:type="dxa"/>
-            <w:right w:w="108" w:type="dxa"/>
-          </w:tblCellMar>
-        </w:tblPrEx>
         <w:tc>
           <w:tcPr>
-            <w:tcW w:w="494" w:type="pct"/>
+            <w:tcW w:w="612" w:type="pct"/>
             <w:vAlign w:val="center"/>
           </w:tcPr>
           <w:p>
@@ -902,7 +799,7 @@
         </w:tc>
         <w:tc>
           <w:tcPr>
-            <w:tcW w:w="606" w:type="pct"/>
+            <w:tcW w:w="707" w:type="pct"/>
             <w:vAlign w:val="center"/>
           </w:tcPr>
           <w:p>
@@ -915,7 +812,7 @@
         </w:tc>
         <w:tc>
           <w:tcPr>
-            <w:tcW w:w="1216" w:type="pct"/>
+            <w:tcW w:w="1328" w:type="pct"/>
             <w:vAlign w:val="center"/>
           </w:tcPr>
           <w:p>
@@ -928,7 +825,7 @@
         </w:tc>
         <w:tc>
           <w:tcPr>
-            <w:tcW w:w="713" w:type="pct"/>
+            <w:tcW w:w="720" w:type="pct"/>
             <w:vAlign w:val="center"/>
           </w:tcPr>
           <w:p>
@@ -941,7 +838,7 @@
         </w:tc>
         <w:tc>
           <w:tcPr>
-            <w:tcW w:w="960" w:type="pct"/>
+            <w:tcW w:w="808" w:type="pct"/>
             <w:vAlign w:val="center"/>
           </w:tcPr>
           <w:p>
@@ -954,7 +851,7 @@
         </w:tc>
         <w:tc>
           <w:tcPr>
-            <w:tcW w:w="1007" w:type="pct"/>
+            <w:tcW w:w="821" w:type="pct"/>
             <w:vAlign w:val="center"/>
           </w:tcPr>
           <w:p>
@@ -967,25 +864,9 @@
         </w:tc>
       </w:tr>
       <w:tr>
-        <w:tblPrEx>
-          <w:tblBorders>
-            <w:top w:val="single" w:color="auto" w:sz="4" w:space="0"/>
-            <w:left w:val="single" w:color="auto" w:sz="4" w:space="0"/>
-            <w:bottom w:val="single" w:color="auto" w:sz="4" w:space="0"/>
-            <w:right w:val="single" w:color="auto" w:sz="4" w:space="0"/>
-            <w:insideH w:val="single" w:color="auto" w:sz="4" w:space="0"/>
-            <w:insideV w:val="single" w:color="auto" w:sz="4" w:space="0"/>
-          </w:tblBorders>
-          <w:tblCellMar>
-            <w:top w:w="85" w:type="dxa"/>
-            <w:left w:w="108" w:type="dxa"/>
-            <w:bottom w:w="85" w:type="dxa"/>
-            <w:right w:w="108" w:type="dxa"/>
-          </w:tblCellMar>
-        </w:tblPrEx>
         <w:tc>
           <w:tcPr>
-            <w:tcW w:w="494" w:type="pct"/>
+            <w:tcW w:w="612" w:type="pct"/>
             <w:vAlign w:val="center"/>
           </w:tcPr>
           <w:p>
@@ -998,7 +879,7 @@
         </w:tc>
         <w:tc>
           <w:tcPr>
-            <w:tcW w:w="606" w:type="pct"/>
+            <w:tcW w:w="707" w:type="pct"/>
             <w:vAlign w:val="center"/>
           </w:tcPr>
           <w:p>
@@ -1011,7 +892,7 @@
         </w:tc>
         <w:tc>
           <w:tcPr>
-            <w:tcW w:w="1216" w:type="pct"/>
+            <w:tcW w:w="1328" w:type="pct"/>
             <w:vAlign w:val="center"/>
           </w:tcPr>
           <w:p>
@@ -1024,7 +905,7 @@
         </w:tc>
         <w:tc>
           <w:tcPr>
-            <w:tcW w:w="713" w:type="pct"/>
+            <w:tcW w:w="720" w:type="pct"/>
             <w:vAlign w:val="center"/>
           </w:tcPr>
           <w:p>
@@ -1037,7 +918,7 @@
         </w:tc>
         <w:tc>
           <w:tcPr>
-            <w:tcW w:w="960" w:type="pct"/>
+            <w:tcW w:w="808" w:type="pct"/>
             <w:vAlign w:val="center"/>
           </w:tcPr>
           <w:p>
@@ -1050,7 +931,7 @@
         </w:tc>
         <w:tc>
           <w:tcPr>
-            <w:tcW w:w="1007" w:type="pct"/>
+            <w:tcW w:w="821" w:type="pct"/>
             <w:vAlign w:val="center"/>
           </w:tcPr>
           <w:p>
@@ -1076,7 +957,7 @@
       <w:pPr>
         <w:ind w:firstLine="480"/>
         <w:sectPr>
-          <w:headerReference r:id="rId9" w:type="default"/>
+          <w:headerReference r:id="rId11" w:type="default"/>
           <w:pgSz w:w="11906" w:h="16838"/>
           <w:pgMar w:top="1440" w:right="1701" w:bottom="1440" w:left="1701" w:header="851" w:footer="992" w:gutter="0"/>
           <w:cols w:space="720" w:num="1"/>
@@ -1115,7 +996,7 @@
               <w:rFonts w:ascii="宋体" w:hAnsi="宋体"/>
               <w:sz w:val="21"/>
             </w:rPr>
-            <w:t xml:space="preserve">目录</w:t>
+            <w:t>目录</w:t>
           </w:r>
         </w:p>
         <w:p>
@@ -1138,7 +1019,7 @@
             <w:rPr>
               <w:rFonts w:hint="eastAsia"/>
             </w:rPr>
-            <w:t xml:space="preserve">第一章 引言</w:t>
+            <w:t>第一章 引言</w:t>
           </w:r>
         </w:p>
         <w:p>
@@ -1152,7 +1033,7 @@
             <w:rPr>
               <w:rFonts w:hint="eastAsia"/>
             </w:rPr>
-            <w:t xml:space="preserve">1.1 编写目的</w:t>
+            <w:t>1.1 编写目的</w:t>
           </w:r>
         </w:p>
         <w:p>
@@ -1166,7 +1047,7 @@
             <w:rPr>
               <w:rFonts w:hint="eastAsia"/>
             </w:rPr>
-            <w:t xml:space="preserve">1.2 定义和缩略词</w:t>
+            <w:t>1.2 定义和缩略词</w:t>
           </w:r>
         </w:p>
         <w:p>
@@ -1180,7 +1061,7 @@
             <w:rPr>
               <w:rFonts w:hint="eastAsia"/>
             </w:rPr>
-            <w:t xml:space="preserve">1.2.1 数据库 DataBase</w:t>
+            <w:t>1.2.1 数据库 DataBase</w:t>
           </w:r>
         </w:p>
         <w:p>
@@ -1194,7 +1075,7 @@
             <w:rPr>
               <w:rFonts w:hint="eastAsia"/>
             </w:rPr>
-            <w:t xml:space="preserve">1.2.2 表空间 TableSpace</w:t>
+            <w:t>1.2.2 表空间 TableSpace</w:t>
           </w:r>
         </w:p>
         <w:p>
@@ -1208,7 +1089,7 @@
             <w:rPr>
               <w:rFonts w:hint="eastAsia"/>
             </w:rPr>
-            <w:t xml:space="preserve">1.2.3 数据表 Table</w:t>
+            <w:t>1.2.3 数据表 Table</w:t>
           </w:r>
         </w:p>
         <w:p>
@@ -1222,7 +1103,7 @@
             <w:rPr>
               <w:rFonts w:hint="eastAsia"/>
             </w:rPr>
-            <w:t xml:space="preserve">1.2.4 序列 Sequence</w:t>
+            <w:t>1.2.4 序列 Sequence</w:t>
           </w:r>
         </w:p>
         <w:p>
@@ -1236,7 +1117,7 @@
             <w:rPr>
               <w:rFonts w:hint="eastAsia"/>
             </w:rPr>
-            <w:t xml:space="preserve">1.2.5 触发器 Trigger</w:t>
+            <w:t>1.2.5 触发器 Trigger</w:t>
           </w:r>
         </w:p>
         <w:p>
@@ -1250,7 +1131,7 @@
             <w:rPr>
               <w:rFonts w:hint="eastAsia"/>
             </w:rPr>
-            <w:t xml:space="preserve">1.2.6 存储过程 Stored Procedure</w:t>
+            <w:t>1.2.6 存储过程 Stored Procedure</w:t>
           </w:r>
         </w:p>
         <w:p>
@@ -1264,7 +1145,7 @@
             <w:rPr>
               <w:rFonts w:hint="eastAsia"/>
             </w:rPr>
-            <w:t xml:space="preserve">第二章 总体设计</w:t>
+            <w:t>第二章 总体设计</w:t>
           </w:r>
         </w:p>
         <w:p>
@@ -1278,7 +1159,7 @@
             <w:rPr>
               <w:rFonts w:hint="eastAsia"/>
             </w:rPr>
-            <w:t xml:space="preserve">2.1 部署架构</w:t>
+            <w:t>2.1 部署架构</w:t>
           </w:r>
         </w:p>
         <w:p>
@@ -1292,7 +1173,7 @@
             <w:rPr>
               <w:rFonts w:hint="eastAsia"/>
             </w:rPr>
-            <w:t xml:space="preserve">2.2 环境说明</w:t>
+            <w:t>2.2 环境说明</w:t>
           </w:r>
         </w:p>
         <w:p>
@@ -1306,7 +1187,7 @@
             <w:rPr>
               <w:rFonts w:hint="eastAsia"/>
             </w:rPr>
-            <w:t xml:space="preserve">2.3 命名规则</w:t>
+            <w:t>2.3 命名规则</w:t>
           </w:r>
         </w:p>
         <w:p>
@@ -1320,7 +1201,7 @@
             <w:rPr>
               <w:rFonts w:hint="eastAsia"/>
             </w:rPr>
-            <w:t xml:space="preserve">第三章 数据表结构设计</w:t>
+            <w:t>第三章 数据表结构设计</w:t>
           </w:r>
         </w:p>
         <w:p>
@@ -1334,7 +1215,7 @@
             <w:rPr>
               <w:rFonts w:hint="eastAsia"/>
             </w:rPr>
-            <w:t xml:space="preserve">3.1 数据表清单</w:t>
+            <w:t>3.1 数据表清单</w:t>
           </w:r>
         </w:p>
         <w:p>
@@ -1348,7 +1229,7 @@
             <w:rPr>
               <w:rFonts w:hint="eastAsia"/>
             </w:rPr>
-            <w:t xml:space="preserve">3.2 数据表详细字段</w:t>
+            <w:t>3.2 数据表详细字段</w:t>
           </w:r>
         </w:p>
         <w:p>
@@ -1362,7 +1243,7 @@
             <w:rPr>
               <w:rFonts w:hint="eastAsia"/>
             </w:rPr>
-            <w:t xml:space="preserve">第四章 安全性设计</w:t>
+            <w:t>第四章 安全性设计</w:t>
           </w:r>
         </w:p>
         <w:p>
@@ -1376,7 +1257,7 @@
             <w:rPr>
               <w:rFonts w:hint="eastAsia"/>
             </w:rPr>
-            <w:t xml:space="preserve">4.1 数据安全设计</w:t>
+            <w:t>4.1 数据安全设计</w:t>
           </w:r>
         </w:p>
         <w:p>
@@ -1390,7 +1271,7 @@
             <w:rPr>
               <w:rFonts w:hint="eastAsia"/>
             </w:rPr>
-            <w:t xml:space="preserve">4.1.1 数据访问控制</w:t>
+            <w:t>4.1.1 数据访问控制</w:t>
           </w:r>
         </w:p>
         <w:p>
@@ -1404,7 +1285,7 @@
             <w:rPr>
               <w:rFonts w:hint="eastAsia"/>
             </w:rPr>
-            <w:t xml:space="preserve">4.1.2 数据加密</w:t>
+            <w:t>4.1.2 数据加密</w:t>
           </w:r>
           <w:r>
             <w:fldChar w:fldCharType="end"/>
@@ -1434,79 +1315,104 @@
         <w:pStyle w:val="3"/>
         <w:ind w:firstLine="640"/>
       </w:pPr>
-      <w:bookmarkStart w:id="7" w:name="_Toc175751318"/>
-      <w:bookmarkStart w:id="8" w:name="_Toc297887270"/>
-      <w:bookmarkStart w:id="9" w:name="_Toc32037"/>
-      <w:bookmarkStart w:id="10" w:name="_Toc21021"/>
+      <w:bookmarkStart w:id="4" w:name="_Toc175751318"/>
+      <w:bookmarkStart w:id="5" w:name="_Toc297887270"/>
+      <w:bookmarkStart w:id="6" w:name="_Toc32037"/>
+      <w:bookmarkStart w:id="7" w:name="_Toc21021"/>
       <w:r>
         <w:rPr>
           <w:rFonts w:hint="eastAsia"/>
         </w:rPr>
         <w:t>引言</w:t>
       </w:r>
+      <w:bookmarkEnd w:id="4"/>
+      <w:bookmarkEnd w:id="5"/>
+      <w:bookmarkEnd w:id="6"/>
       <w:bookmarkEnd w:id="7"/>
+      <w:bookmarkStart w:id="8" w:name="_Toc297887271"/>
+    </w:p>
+    <w:p>
+      <w:pPr>
+        <w:pStyle w:val="4"/>
+      </w:pPr>
+      <w:bookmarkStart w:id="9" w:name="_Toc24133"/>
+      <w:bookmarkStart w:id="10" w:name="_Toc175751319"/>
+      <w:bookmarkStart w:id="11" w:name="_Toc1818"/>
+      <w:r>
+        <w:rPr>
+          <w:rFonts w:hint="eastAsia"/>
+        </w:rPr>
+        <w:t>编写目的</w:t>
+      </w:r>
       <w:bookmarkEnd w:id="8"/>
       <w:bookmarkEnd w:id="9"/>
       <w:bookmarkEnd w:id="10"/>
-      <w:bookmarkStart w:id="11" w:name="_Toc297887271"/>
+      <w:bookmarkEnd w:id="11"/>
+    </w:p>
+    <w:p>
+      <w:pPr>
+        <w:ind w:firstLine="480"/>
+      </w:pPr>
+      <w:r>
+        <w:t>{#overview}{overview}{/overview}{^overview}本说明书描述数据库的逻辑结构与表字段设计，为系统开发、部署与维护提供依据。{/overview}</w:t>
+      </w:r>
     </w:p>
     <w:p>
       <w:pPr>
         <w:pStyle w:val="4"/>
       </w:pPr>
-      <w:bookmarkStart w:id="12" w:name="_Toc1818"/>
-      <w:bookmarkStart w:id="13" w:name="_Toc24133"/>
-      <w:bookmarkStart w:id="14" w:name="_Toc175751319"/>
+      <w:bookmarkStart w:id="12" w:name="_Toc175751322"/>
+      <w:bookmarkStart w:id="13" w:name="_Toc11819"/>
+      <w:bookmarkStart w:id="14" w:name="_Toc297887274"/>
+      <w:bookmarkStart w:id="15" w:name="_Toc17330"/>
       <w:r>
         <w:rPr>
           <w:rFonts w:hint="eastAsia"/>
         </w:rPr>
-        <w:t>编写目的</w:t>
-      </w:r>
-      <w:bookmarkEnd w:id="11"/>
+        <w:t>定义和缩略词</w:t>
+      </w:r>
       <w:bookmarkEnd w:id="12"/>
       <w:bookmarkEnd w:id="13"/>
       <w:bookmarkEnd w:id="14"/>
-    </w:p>
-    <w:p>
-      <w:pPr>
-        <w:ind w:firstLine="480"/>
-      </w:pPr>
-      <w:r>
-        <w:t xml:space="preserve">{#overview}{overview}{/overview}{^overview}本说明书描述数据库的逻辑结构与表字段设计，为系统开发、部署与维护提供依据。{/overview}</w:t>
-      </w:r>
-    </w:p>
-    <w:p>
-      <w:pPr>
-        <w:pStyle w:val="4"/>
-      </w:pPr>
-      <w:bookmarkStart w:id="15" w:name="_Toc297887274"/>
-      <w:bookmarkStart w:id="16" w:name="_Toc11819"/>
-      <w:bookmarkStart w:id="17" w:name="_Toc175751322"/>
-      <w:bookmarkStart w:id="18" w:name="_Toc17330"/>
+      <w:bookmarkEnd w:id="15"/>
+    </w:p>
+    <w:p>
+      <w:pPr>
+        <w:pStyle w:val="5"/>
+      </w:pPr>
+      <w:bookmarkStart w:id="16" w:name="_Toc175751323"/>
+      <w:bookmarkStart w:id="17" w:name="_Toc25362"/>
+      <w:bookmarkStart w:id="18" w:name="_Toc25237"/>
       <w:r>
         <w:rPr>
           <w:rFonts w:hint="eastAsia"/>
         </w:rPr>
-        <w:t>定义和缩略词</w:t>
-      </w:r>
-      <w:bookmarkEnd w:id="15"/>
+        <w:t>数据库 DataBase</w:t>
+      </w:r>
       <w:bookmarkEnd w:id="16"/>
       <w:bookmarkEnd w:id="17"/>
       <w:bookmarkEnd w:id="18"/>
     </w:p>
     <w:p>
       <w:pPr>
+        <w:ind w:firstLine="480"/>
+      </w:pPr>
+      <w:r>
+        <w:t>数据库是依照某种数据模型组织起来并存放二级存储器中的数据集合。这种数据集合具有如下特点：尽可能不重复，以最优方式为某个特定组织的多种应用服务，其数据结构独立于使用它的应用程序，对数据的增、删、改和检索由统一软件进行管理和控制。从发展的历史看，数据库是数据管理的高级阶段，它是由文件管理系统发展起来的。</w:t>
+      </w:r>
+    </w:p>
+    <w:p>
+      <w:pPr>
         <w:pStyle w:val="5"/>
       </w:pPr>
-      <w:bookmarkStart w:id="19" w:name="_Toc25362"/>
-      <w:bookmarkStart w:id="20" w:name="_Toc175751323"/>
-      <w:bookmarkStart w:id="21" w:name="_Toc25237"/>
+      <w:bookmarkStart w:id="19" w:name="_Toc2125"/>
+      <w:bookmarkStart w:id="20" w:name="_Toc7987"/>
+      <w:bookmarkStart w:id="21" w:name="_Toc175751324"/>
       <w:r>
         <w:rPr>
           <w:rFonts w:hint="eastAsia"/>
         </w:rPr>
-        <w:t>数据库 DataBase</w:t>
+        <w:t>表空间 TableSpace</w:t>
       </w:r>
       <w:bookmarkEnd w:id="19"/>
       <w:bookmarkEnd w:id="20"/>
@@ -1517,21 +1423,21 @@
         <w:ind w:firstLine="480"/>
       </w:pPr>
       <w:r>
-        <w:t>数据库是依照某种数据模型组织起来并存放二级存储器中的数据集合。这种数据集合具有如下特点：尽可能不重复，以最优方式为某个特定组织的多种应用服务，其数据结构独立于使用它的应用程序，对数据的增、删、改和检索由统一软件进行管理和控制。从发展的历史看，数据库是数据管理的高级阶段，它是由文件管理系统发展起来的。</w:t>
+        <w:t xml:space="preserve">表空间是数据库的逻辑划分，一个表空间只能属于一个数据库。所有的数据库对象都存放在指定的表空间中。但主要存放的是表， 所以称作表空间。 </w:t>
       </w:r>
     </w:p>
     <w:p>
       <w:pPr>
         <w:pStyle w:val="5"/>
       </w:pPr>
-      <w:bookmarkStart w:id="22" w:name="_Toc2125"/>
-      <w:bookmarkStart w:id="23" w:name="_Toc175751324"/>
-      <w:bookmarkStart w:id="24" w:name="_Toc7987"/>
+      <w:bookmarkStart w:id="22" w:name="_Toc175751325"/>
+      <w:bookmarkStart w:id="23" w:name="_Toc17660"/>
+      <w:bookmarkStart w:id="24" w:name="_Toc18740"/>
       <w:r>
         <w:rPr>
           <w:rFonts w:hint="eastAsia"/>
         </w:rPr>
-        <w:t>表空间 TableSpace</w:t>
+        <w:t>数据表 Table</w:t>
       </w:r>
       <w:bookmarkEnd w:id="22"/>
       <w:bookmarkEnd w:id="23"/>
@@ -1542,21 +1448,30 @@
         <w:ind w:firstLine="480"/>
       </w:pPr>
       <w:r>
-        <w:t xml:space="preserve">表空间是数据库的逻辑划分，一个表空间只能属于一个数据库。所有的数据库对象都存放在指定的表空间中。但主要存放的是表， 所以称作表空间。 </w:t>
+        <w:t>数据表是数据库中一个非常重要的对象，是其他对象的基础。没有数据表，关键字、主键、索引等也就无从谈起。在数据库画板中可以显示数据库中的所有数据表（即使不是用PowerBuilder创建的表），创建数据表，修改表的定义等数据表是数据库中一个非常重要的对象，是其他对象的基础。</w:t>
       </w:r>
     </w:p>
     <w:p>
       <w:pPr>
         <w:pStyle w:val="5"/>
       </w:pPr>
-      <w:bookmarkStart w:id="25" w:name="_Toc17660"/>
-      <w:bookmarkStart w:id="26" w:name="_Toc18740"/>
-      <w:bookmarkStart w:id="27" w:name="_Toc175751325"/>
+      <w:bookmarkStart w:id="25" w:name="_Toc9044"/>
+      <w:bookmarkStart w:id="26" w:name="_Toc175751326"/>
+      <w:bookmarkStart w:id="27" w:name="_Toc9857"/>
       <w:r>
         <w:rPr>
           <w:rFonts w:hint="eastAsia"/>
         </w:rPr>
-        <w:t>数据表 Table</w:t>
+        <w:t>序列</w:t>
+      </w:r>
+      <w:r>
+        <w:t xml:space="preserve"> </w:t>
+      </w:r>
+      <w:r>
+        <w:rPr>
+          <w:rFonts w:hint="eastAsia"/>
+        </w:rPr>
+        <w:t>Sequence</w:t>
       </w:r>
       <w:bookmarkEnd w:id="25"/>
       <w:bookmarkEnd w:id="26"/>
@@ -1567,30 +1482,27 @@
         <w:ind w:firstLine="480"/>
       </w:pPr>
       <w:r>
-        <w:t>数据表是数据库中一个非常重要的对象，是其他对象的基础。没有数据表，关键字、主键、索引等也就无从谈起。在数据库画板中可以显示数据库中的所有数据表（即使不是用PowerBuilder创建的表），创建数据表，修改表的定义等数据表是数据库中一个非常重要的对象，是其他对象的基础。</w:t>
+        <w:rPr>
+          <w:rFonts w:hint="eastAsia"/>
+        </w:rPr>
+        <w:t>序列（Sequence）是序列号生成器，可以为表中的行自动生成序列号，产生一组等间隔的数据（类型为数字）。其主要的用途是生成表的主键值，可以在插入语句中引用，也可以通过查询检查当前值，或使序列增至下一个值。</w:t>
       </w:r>
     </w:p>
     <w:p>
       <w:pPr>
         <w:pStyle w:val="5"/>
       </w:pPr>
-      <w:bookmarkStart w:id="28" w:name="_Toc9857"/>
-      <w:bookmarkStart w:id="29" w:name="_Toc9044"/>
-      <w:bookmarkStart w:id="30" w:name="_Toc175751326"/>
+      <w:bookmarkStart w:id="28" w:name="_Toc9516"/>
+      <w:bookmarkStart w:id="29" w:name="_Toc175751327"/>
+      <w:bookmarkStart w:id="30" w:name="_Toc25982"/>
       <w:r>
         <w:rPr>
           <w:rFonts w:hint="eastAsia"/>
         </w:rPr>
-        <w:t>序列</w:t>
-      </w:r>
-      <w:r>
-        <w:t xml:space="preserve"> </w:t>
-      </w:r>
-      <w:r>
-        <w:rPr>
-          <w:rFonts w:hint="eastAsia"/>
-        </w:rPr>
-        <w:t>Sequence</w:t>
+        <w:t xml:space="preserve">触发器 </w:t>
+      </w:r>
+      <w:r>
+        <w:t>Trigger</w:t>
       </w:r>
       <w:bookmarkEnd w:id="28"/>
       <w:bookmarkEnd w:id="29"/>
@@ -1601,27 +1513,34 @@
         <w:ind w:firstLine="480"/>
       </w:pPr>
       <w:r>
+        <w:t>触发器（Trigger）</w:t>
+      </w:r>
+      <w:r>
         <w:rPr>
           <w:rFonts w:hint="eastAsia"/>
-        </w:rPr>
-        <w:t>序列（Sequence）是序列号生成器，可以为表中的行自动生成序列号，产生一组等间隔的数据（类型为数字）。其主要的用途是生成表的主键值，可以在插入语句中引用，也可以通过查询检查当前值，或使序列增至下一个值。</w:t>
+          <w:lang w:eastAsia="zh-CN"/>
+        </w:rPr>
+        <w:t>是一</w:t>
+      </w:r>
+      <w:r>
+        <w:t>个特殊的存储过程，它的执行不是由程序调用，也不是手工启动，而是由事件来触发，比如当对一个表进行操作（ insert，delete， update）时就会激活它执行。触发器经常用于加强数据的完整性约束和业务规则等。 触发器可以从 DBA_TRIGGERS ，USER_TRIGGERS 数据字典中查到。</w:t>
       </w:r>
     </w:p>
     <w:p>
       <w:pPr>
         <w:pStyle w:val="5"/>
       </w:pPr>
-      <w:bookmarkStart w:id="31" w:name="_Toc175751327"/>
-      <w:bookmarkStart w:id="32" w:name="_Toc25982"/>
-      <w:bookmarkStart w:id="33" w:name="_Toc9516"/>
+      <w:bookmarkStart w:id="31" w:name="_Toc175751328"/>
+      <w:bookmarkStart w:id="32" w:name="_Toc25231"/>
+      <w:bookmarkStart w:id="33" w:name="_Toc16809"/>
       <w:r>
         <w:rPr>
           <w:rFonts w:hint="eastAsia"/>
         </w:rPr>
-        <w:t xml:space="preserve">触发器 </w:t>
-      </w:r>
-      <w:r>
-        <w:t>Trigger</w:t>
+        <w:t xml:space="preserve">存储过程 </w:t>
+      </w:r>
+      <w:r>
+        <w:t>Stored Procedure</w:t>
       </w:r>
       <w:bookmarkEnd w:id="31"/>
       <w:bookmarkEnd w:id="32"/>
@@ -1632,44 +1551,6 @@
         <w:ind w:firstLine="480"/>
       </w:pPr>
       <w:r>
-        <w:t>触发器（Trigger）</w:t>
-      </w:r>
-      <w:r>
-        <w:rPr>
-          <w:rFonts w:hint="eastAsia"/>
-          <w:lang w:eastAsia="zh-CN"/>
-        </w:rPr>
-        <w:t>是一</w:t>
-      </w:r>
-      <w:r>
-        <w:t>个特殊的存储过程，它的执行不是由程序调用，也不是手工启动，而是由事件来触发，比如当对一个表进行操作（ insert，delete， update）时就会激活它执行。触发器经常用于加强数据的完整性约束和业务规则等。 触发器可以从 DBA_TRIGGERS ，USER_TRIGGERS 数据字典中查到。</w:t>
-      </w:r>
-    </w:p>
-    <w:p>
-      <w:pPr>
-        <w:pStyle w:val="5"/>
-      </w:pPr>
-      <w:bookmarkStart w:id="34" w:name="_Toc16809"/>
-      <w:bookmarkStart w:id="35" w:name="_Toc25231"/>
-      <w:bookmarkStart w:id="36" w:name="_Toc175751328"/>
-      <w:r>
-        <w:rPr>
-          <w:rFonts w:hint="eastAsia"/>
-        </w:rPr>
-        <w:t xml:space="preserve">存储过程 </w:t>
-      </w:r>
-      <w:r>
-        <w:t>Stored Procedure</w:t>
-      </w:r>
-      <w:bookmarkEnd w:id="34"/>
-      <w:bookmarkEnd w:id="35"/>
-      <w:bookmarkEnd w:id="36"/>
-    </w:p>
-    <w:p>
-      <w:pPr>
-        <w:ind w:firstLine="480"/>
-      </w:pPr>
-      <w:r>
         <w:t>存储过程（Stored Procedure）是一组为了完成特定功能的SQL语句集，经编译后存储在数据库中。用户通过指定存储过程的名字并给出参数（如果该存储过程带有参数）来执行它。存储过程是数据库中的一个重要对象，任何一个设计良好的数据库应用程序都应该用到存储过程。</w:t>
       </w:r>
     </w:p>
@@ -1677,8 +1558,8 @@
       <w:pPr>
         <w:ind w:firstLine="480"/>
         <w:sectPr>
-          <w:headerReference r:id="rId10" w:type="default"/>
-          <w:footerReference r:id="rId11" w:type="default"/>
+          <w:headerReference r:id="rId12" w:type="default"/>
+          <w:footerReference r:id="rId13" w:type="default"/>
           <w:pgSz w:w="11906" w:h="16838"/>
           <w:pgMar w:top="1440" w:right="1701" w:bottom="1440" w:left="1701" w:header="851" w:footer="992" w:gutter="0"/>
           <w:pgNumType w:start="1"/>
@@ -1686,7 +1567,7 @@
           <w:docGrid w:type="lines" w:linePitch="312" w:charSpace="0"/>
         </w:sectPr>
       </w:pPr>
-      <w:bookmarkStart w:id="37" w:name="_Toc479846420"/>
+      <w:bookmarkStart w:id="34" w:name="_Toc479846420"/>
     </w:p>
     <w:p>
       <w:pPr>
@@ -1701,66 +1582,123 @@
         </w:sectPr>
       </w:pPr>
     </w:p>
-    <w:bookmarkEnd w:id="37"/>
+    <w:bookmarkEnd w:id="34"/>
     <w:p>
       <w:pPr>
         <w:pStyle w:val="3"/>
         <w:ind w:firstLine="640"/>
       </w:pPr>
-      <w:bookmarkStart w:id="38" w:name="_Toc175751329"/>
-      <w:bookmarkStart w:id="39" w:name="_Toc11424"/>
-      <w:bookmarkStart w:id="40" w:name="_Toc28172"/>
-      <w:bookmarkStart w:id="41" w:name="_Toc6869"/>
-      <w:bookmarkStart w:id="42" w:name="_Toc16675"/>
-      <w:bookmarkStart w:id="43" w:name="_Toc297887276"/>
+      <w:bookmarkStart w:id="35" w:name="_Toc175751329"/>
+      <w:bookmarkStart w:id="36" w:name="_Toc16675"/>
+      <w:bookmarkStart w:id="37" w:name="_Toc11424"/>
+      <w:bookmarkStart w:id="38" w:name="_Toc28172"/>
+      <w:bookmarkStart w:id="39" w:name="_Toc6869"/>
+      <w:bookmarkStart w:id="40" w:name="_Toc297887276"/>
       <w:r>
         <w:rPr>
           <w:rFonts w:hint="eastAsia"/>
         </w:rPr>
         <w:t>总体设计</w:t>
       </w:r>
+      <w:bookmarkEnd w:id="35"/>
+      <w:r>
+        <w:rPr>
+          <w:rFonts w:hint="eastAsia"/>
+        </w:rPr>
+        <w:fldChar w:fldCharType="begin"/>
+      </w:r>
+      <w:r>
+        <w:rPr>
+          <w:rFonts w:hint="eastAsia"/>
+        </w:rPr>
+        <w:instrText xml:space="preserve"> SEQ seq \h </w:instrText>
+      </w:r>
+      <w:r>
+        <w:rPr>
+          <w:rFonts w:hint="eastAsia"/>
+        </w:rPr>
+        <w:fldChar w:fldCharType="end"/>
+      </w:r>
+      <w:bookmarkEnd w:id="36"/>
+      <w:bookmarkEnd w:id="37"/>
       <w:bookmarkEnd w:id="38"/>
+      <w:bookmarkEnd w:id="39"/>
+    </w:p>
+    <w:p>
+      <w:pPr>
+        <w:pStyle w:val="4"/>
+      </w:pPr>
+      <w:bookmarkStart w:id="41" w:name="_Toc702"/>
+      <w:bookmarkStart w:id="42" w:name="_Toc703"/>
+      <w:bookmarkStart w:id="43" w:name="_Toc175751331"/>
+      <w:bookmarkStart w:id="44" w:name="_Toc26567"/>
       <w:r>
         <w:rPr>
           <w:rFonts w:hint="eastAsia"/>
         </w:rPr>
-        <w:fldChar w:fldCharType="begin"/>
-      </w:r>
-      <w:r>
-        <w:rPr>
-          <w:rFonts w:hint="eastAsia"/>
-        </w:rPr>
-        <w:instrText xml:space="preserve"> SEQ seq \h </w:instrText>
-      </w:r>
-      <w:r>
-        <w:rPr>
-          <w:rFonts w:hint="eastAsia"/>
-        </w:rPr>
-        <w:fldChar w:fldCharType="end"/>
-      </w:r>
-      <w:bookmarkEnd w:id="39"/>
-      <w:bookmarkEnd w:id="40"/>
+        <w:t>部署架构</w:t>
+      </w:r>
       <w:bookmarkEnd w:id="41"/>
       <w:bookmarkEnd w:id="42"/>
+      <w:bookmarkEnd w:id="43"/>
+      <w:bookmarkEnd w:id="44"/>
+    </w:p>
+    <w:p>
+      <w:pPr>
+        <w:ind w:firstLine="480"/>
+      </w:pPr>
+      <w:r>
+        <w:rPr>
+          <w:rFonts w:hint="eastAsia"/>
+          <w:lang w:eastAsia="zh-CN"/>
+        </w:rPr>
+        <w:t>本项目数据库使用 PostgreSQL，按业务范围划分 Schema 并管理数据库对象。</w:t>
+      </w:r>
+    </w:p>
+    <w:p>
+      <w:pPr>
+        <w:ind w:firstLine="480"/>
+      </w:pPr>
+      <w:r>
+        <w:rPr>
+          <w:rFonts w:hint="eastAsia"/>
+        </w:rPr>
+        <w:t>应用服务通过数据库连接访问受控数据资源，数据库部署及访问策略以实际环境为准。</w:t>
+      </w:r>
+    </w:p>
+    <w:p>
+      <w:pPr>
+        <w:ind w:firstLine="480"/>
+      </w:pPr>
+    </w:p>
+    <w:p>
+      <w:pPr>
+        <w:ind w:firstLine="480"/>
+      </w:pPr>
+    </w:p>
+    <w:p>
+      <w:pPr>
+        <w:ind w:firstLine="480"/>
+      </w:pPr>
     </w:p>
     <w:p>
       <w:pPr>
         <w:pStyle w:val="4"/>
       </w:pPr>
-      <w:bookmarkStart w:id="44" w:name="_Toc702"/>
-      <w:bookmarkStart w:id="45" w:name="_Toc26567"/>
-      <w:bookmarkStart w:id="46" w:name="_Toc703"/>
-      <w:bookmarkStart w:id="47" w:name="_Toc175751331"/>
+      <w:bookmarkStart w:id="45" w:name="_Toc18902"/>
+      <w:bookmarkStart w:id="46" w:name="_Toc175751332"/>
+      <w:bookmarkStart w:id="47" w:name="_Toc27828"/>
+      <w:bookmarkStart w:id="48" w:name="_Toc18890"/>
       <w:r>
         <w:rPr>
           <w:rFonts w:hint="eastAsia"/>
         </w:rPr>
-        <w:t>部署架构</w:t>
-      </w:r>
-      <w:bookmarkEnd w:id="44"/>
+        <w:t>环境说明</w:t>
+      </w:r>
       <w:bookmarkEnd w:id="45"/>
       <w:bookmarkEnd w:id="46"/>
       <w:bookmarkEnd w:id="47"/>
+      <w:bookmarkEnd w:id="48"/>
     </w:p>
     <w:p>
       <w:pPr>
@@ -1769,119 +1707,191 @@
       <w:r>
         <w:rPr>
           <w:rFonts w:hint="eastAsia"/>
-          <w:lang w:eastAsia="zh-CN"/>
-        </w:rPr>
-        <w:t xml:space="preserve">本项目数据库使用 PostgreSQL，按业务范围划分 Schema 并管理数据库对象。</w:t>
-      </w:r>
-    </w:p>
-    <w:p>
-      <w:pPr>
-        <w:ind w:firstLine="480"/>
-      </w:pPr>
+        </w:rPr>
+        <w:t>数据库管理系统：PostgreSQL；实际版本、运行平台、部署节点和备份策略以项目部署配置为准。</w:t>
+      </w:r>
+    </w:p>
+    <w:p>
+      <w:pPr>
+        <w:pStyle w:val="4"/>
+      </w:pPr>
+      <w:bookmarkStart w:id="49" w:name="_Toc17236"/>
+      <w:bookmarkStart w:id="50" w:name="_Toc5323"/>
+      <w:bookmarkStart w:id="51" w:name="_Toc9479"/>
+      <w:bookmarkStart w:id="52" w:name="_Toc175751333"/>
       <w:r>
         <w:rPr>
           <w:rFonts w:hint="eastAsia"/>
         </w:rPr>
-        <w:t xml:space="preserve">应用服务通过数据库连接访问受控数据资源，数据库部署及访问策略以实际环境为准。</w:t>
-      </w:r>
-    </w:p>
-    <w:p>
-      <w:pPr>
-        <w:ind w:firstLine="480"/>
-      </w:pPr>
-      <w:r>
-        <w:rPr>
-          <w:rFonts w:hint="eastAsia"/>
-        </w:rPr>
-        <w:t xml:space="preserve"/>
-      </w:r>
-    </w:p>
-    <w:p>
-      <w:pPr>
-        <w:ind w:firstLine="480"/>
-      </w:pPr>
-      <w:r>
-        <w:rPr>
-          <w:rFonts w:hint="eastAsia"/>
-        </w:rPr>
-        <w:t xml:space="preserve"/>
-      </w:r>
-    </w:p>
-    <w:p>
-      <w:pPr>
-        <w:ind w:firstLine="480"/>
-      </w:pPr>
-      <w:r>
-        <w:rPr>
-          <w:rFonts w:hint="eastAsia"/>
-        </w:rPr>
-        <w:t xml:space="preserve"/>
-      </w:r>
-    </w:p>
-    <w:p>
-      <w:pPr>
-        <w:pStyle w:val="4"/>
-      </w:pPr>
-      <w:bookmarkStart w:id="48" w:name="_Toc175751332"/>
-      <w:bookmarkStart w:id="49" w:name="_Toc18902"/>
-      <w:bookmarkStart w:id="50" w:name="_Toc18890"/>
-      <w:bookmarkStart w:id="51" w:name="_Toc27828"/>
-      <w:r>
-        <w:rPr>
-          <w:rFonts w:hint="eastAsia"/>
-        </w:rPr>
-        <w:t>环境说明</w:t>
-      </w:r>
-      <w:bookmarkEnd w:id="48"/>
+        <w:t>命名规则</w:t>
+      </w:r>
       <w:bookmarkEnd w:id="49"/>
       <w:bookmarkEnd w:id="50"/>
       <w:bookmarkEnd w:id="51"/>
-    </w:p>
-    <w:p>
-      <w:pPr>
-        <w:ind w:firstLine="480"/>
-      </w:pPr>
-      <w:r>
-        <w:rPr>
-          <w:rFonts w:hint="eastAsia"/>
-        </w:rPr>
-        <w:t xml:space="preserve">数据库管理系统：PostgreSQL；实际版本、运行平台、部署节点和备份策略以项目部署配置为准。</w:t>
-      </w:r>
-    </w:p>
-    <w:p>
-      <w:pPr>
-        <w:pStyle w:val="4"/>
-      </w:pPr>
-      <w:bookmarkStart w:id="52" w:name="_Toc175751333"/>
-      <w:bookmarkStart w:id="53" w:name="_Toc5323"/>
-      <w:bookmarkStart w:id="54" w:name="_Toc17236"/>
-      <w:bookmarkStart w:id="55" w:name="_Toc9479"/>
-      <w:r>
-        <w:rPr>
-          <w:rFonts w:hint="eastAsia"/>
-        </w:rPr>
-        <w:t>命名规则</w:t>
-      </w:r>
       <w:bookmarkEnd w:id="52"/>
+    </w:p>
+    <w:p>
+      <w:pPr>
+        <w:pStyle w:val="5"/>
+      </w:pPr>
+      <w:bookmarkStart w:id="53" w:name="_Toc22735"/>
+      <w:bookmarkStart w:id="54" w:name="_Toc175751334"/>
+      <w:bookmarkStart w:id="55" w:name="_Toc8048"/>
+      <w:bookmarkStart w:id="56" w:name="_Toc17781"/>
+      <w:r>
+        <w:t>数据表命名规范</w:t>
+      </w:r>
       <w:bookmarkEnd w:id="53"/>
       <w:bookmarkEnd w:id="54"/>
       <w:bookmarkEnd w:id="55"/>
+      <w:bookmarkEnd w:id="56"/>
+    </w:p>
+    <w:p>
+      <w:pPr>
+        <w:pStyle w:val="6"/>
+      </w:pPr>
+      <w:r>
+        <w:rPr>
+          <w:rFonts w:hint="eastAsia"/>
+        </w:rPr>
+        <w:t>数据表命名规范</w:t>
+      </w:r>
+    </w:p>
+    <w:p>
+      <w:pPr>
+        <w:ind w:firstLine="480"/>
+      </w:pPr>
+      <w:r>
+        <w:rPr>
+          <w:rFonts w:hint="eastAsia"/>
+        </w:rPr>
+        <w:t>一、优先采用小写英文字母、数字和下划线组成名称；PostgreSQL 标识符最长为 63 字节（默认构建）。</w:t>
+      </w:r>
+    </w:p>
+    <w:p>
+      <w:pPr>
+        <w:ind w:firstLine="480"/>
+      </w:pPr>
+      <w:r>
+        <w:rPr>
+          <w:rFonts w:hint="eastAsia"/>
+        </w:rPr>
+        <w:t>二、</w:t>
+      </w:r>
+      <w:r>
+        <w:t>全部小写命名，禁止出现大写</w:t>
+      </w:r>
+    </w:p>
+    <w:p>
+      <w:pPr>
+        <w:ind w:firstLine="480"/>
+      </w:pPr>
+      <w:r>
+        <w:rPr>
+          <w:rFonts w:hint="eastAsia"/>
+          <w:lang w:val="en-US" w:eastAsia="zh-CN"/>
+        </w:rPr>
+        <w:t>三</w:t>
+      </w:r>
+      <w:r>
+        <w:rPr>
+          <w:rFonts w:hint="eastAsia"/>
+        </w:rPr>
+        <w:t>、</w:t>
+      </w:r>
+      <w:r>
+        <w:t>表的名称一般使用英文名词或者动宾短语（禁止使用拼音命名）</w:t>
+      </w:r>
+    </w:p>
+    <w:p>
+      <w:pPr>
+        <w:ind w:firstLine="480"/>
+      </w:pPr>
+      <w:r>
+        <w:rPr>
+          <w:rFonts w:hint="eastAsia"/>
+          <w:lang w:val="en-US" w:eastAsia="zh-CN"/>
+        </w:rPr>
+        <w:t>四</w:t>
+      </w:r>
+      <w:r>
+        <w:rPr>
+          <w:rFonts w:hint="eastAsia"/>
+        </w:rPr>
+        <w:t>、</w:t>
+      </w:r>
+      <w:r>
+        <w:t>表必须填写描述信息（使用SQL语句建表时）</w:t>
+      </w:r>
+    </w:p>
+    <w:p>
+      <w:pPr>
+        <w:pStyle w:val="6"/>
+      </w:pPr>
+      <w:r>
+        <w:rPr>
+          <w:rFonts w:hint="eastAsia"/>
+        </w:rPr>
+        <w:t>命名示例</w:t>
+      </w:r>
+    </w:p>
+    <w:p>
+      <w:pPr>
+        <w:ind w:firstLine="480"/>
+      </w:pPr>
+      <w:r>
+        <w:rPr>
+          <w:rFonts w:hint="eastAsia"/>
+        </w:rPr>
+        <w:t>一、</w:t>
+      </w:r>
+      <w:r>
+        <w:t>模块_+功能点 示例：htp_log、htp_category</w:t>
+      </w:r>
+    </w:p>
+    <w:p>
+      <w:pPr>
+        <w:ind w:firstLine="480"/>
+      </w:pPr>
+      <w:r>
+        <w:rPr>
+          <w:rFonts w:hint="eastAsia"/>
+        </w:rPr>
+        <w:t>二、</w:t>
+      </w:r>
+      <w:r>
+        <w:t>功能点 示例：message</w:t>
+      </w:r>
+    </w:p>
+    <w:p>
+      <w:pPr>
+        <w:ind w:firstLine="480"/>
+      </w:pPr>
+      <w:r>
+        <w:rPr>
+          <w:rFonts w:hint="eastAsia"/>
+        </w:rPr>
+        <w:t>三、</w:t>
+      </w:r>
+      <w:r>
+        <w:t>用户管理表 示例：ums_user</w:t>
+      </w:r>
     </w:p>
     <w:p>
       <w:pPr>
         <w:pStyle w:val="5"/>
       </w:pPr>
-      <w:bookmarkStart w:id="56" w:name="_Toc8048"/>
-      <w:bookmarkStart w:id="57" w:name="_Toc17781"/>
-      <w:bookmarkStart w:id="58" w:name="_Toc175751334"/>
-      <w:bookmarkStart w:id="59" w:name="_Toc22735"/>
-      <w:r>
-        <w:t>数据表命名规范</w:t>
-      </w:r>
-      <w:bookmarkEnd w:id="56"/>
+      <w:bookmarkStart w:id="57" w:name="_Toc31380"/>
+      <w:bookmarkStart w:id="58" w:name="_Toc17367"/>
+      <w:bookmarkStart w:id="59" w:name="_Toc175751335"/>
+      <w:bookmarkStart w:id="60" w:name="_Toc19803"/>
+      <w:r>
+        <w:t>数据库字段命名规范</w:t>
+      </w:r>
       <w:bookmarkEnd w:id="57"/>
       <w:bookmarkEnd w:id="58"/>
       <w:bookmarkEnd w:id="59"/>
+      <w:bookmarkEnd w:id="60"/>
     </w:p>
     <w:p>
       <w:pPr>
@@ -1891,7 +1901,7 @@
         <w:rPr>
           <w:rFonts w:hint="eastAsia"/>
         </w:rPr>
-        <w:t>数据表命名规范</w:t>
+        <w:t>字段命名规范</w:t>
       </w:r>
     </w:p>
     <w:p>
@@ -1902,154 +1912,7 @@
         <w:rPr>
           <w:rFonts w:hint="eastAsia"/>
         </w:rPr>
-        <w:t xml:space="preserve">一、优先采用小写英文字母、数字和下划线组成名称；PostgreSQL 标识符最长为 63 字节（默认构建）。</w:t>
-      </w:r>
-    </w:p>
-    <w:p>
-      <w:pPr>
-        <w:ind w:firstLine="480"/>
-      </w:pPr>
-      <w:r>
-        <w:rPr>
-          <w:rFonts w:hint="eastAsia"/>
-        </w:rPr>
-        <w:t>二、</w:t>
-      </w:r>
-      <w:r>
-        <w:t>全部小写命名，禁止出现大写</w:t>
-      </w:r>
-    </w:p>
-    <w:p>
-      <w:pPr>
-        <w:ind w:firstLine="480"/>
-      </w:pPr>
-      <w:r>
-        <w:rPr>
-          <w:rFonts w:hint="eastAsia"/>
-          <w:lang w:val="en-US" w:eastAsia="zh-CN"/>
-        </w:rPr>
-        <w:t>三</w:t>
-      </w:r>
-      <w:r>
-        <w:rPr>
-          <w:rFonts w:hint="eastAsia"/>
-        </w:rPr>
-        <w:t>、</w:t>
-      </w:r>
-      <w:r>
-        <w:t>表的名称一般使用英文名词或者动宾短语（禁止使用拼音命名）</w:t>
-      </w:r>
-    </w:p>
-    <w:p>
-      <w:pPr>
-        <w:ind w:firstLine="480"/>
-      </w:pPr>
-      <w:r>
-        <w:rPr>
-          <w:rFonts w:hint="eastAsia"/>
-          <w:lang w:val="en-US" w:eastAsia="zh-CN"/>
-        </w:rPr>
-        <w:t>四</w:t>
-      </w:r>
-      <w:r>
-        <w:rPr>
-          <w:rFonts w:hint="eastAsia"/>
-        </w:rPr>
-        <w:t>、</w:t>
-      </w:r>
-      <w:r>
-        <w:t>表必须填写描述信息（使用SQL语句建表时）</w:t>
-      </w:r>
-    </w:p>
-    <w:p>
-      <w:pPr>
-        <w:pStyle w:val="6"/>
-      </w:pPr>
-      <w:r>
-        <w:rPr>
-          <w:rFonts w:hint="eastAsia"/>
-        </w:rPr>
-        <w:t>命名示例</w:t>
-      </w:r>
-    </w:p>
-    <w:p>
-      <w:pPr>
-        <w:ind w:firstLine="480"/>
-      </w:pPr>
-      <w:r>
-        <w:rPr>
-          <w:rFonts w:hint="eastAsia"/>
-        </w:rPr>
-        <w:t>一、</w:t>
-      </w:r>
-      <w:r>
-        <w:t>模块_+功能点 示例：htp_log、htp_category</w:t>
-      </w:r>
-    </w:p>
-    <w:p>
-      <w:pPr>
-        <w:ind w:firstLine="480"/>
-      </w:pPr>
-      <w:r>
-        <w:rPr>
-          <w:rFonts w:hint="eastAsia"/>
-        </w:rPr>
-        <w:t>二、</w:t>
-      </w:r>
-      <w:r>
-        <w:t>功能点 示例：message</w:t>
-      </w:r>
-    </w:p>
-    <w:p>
-      <w:pPr>
-        <w:ind w:firstLine="480"/>
-      </w:pPr>
-      <w:r>
-        <w:rPr>
-          <w:rFonts w:hint="eastAsia"/>
-        </w:rPr>
-        <w:t>三、</w:t>
-      </w:r>
-      <w:r>
-        <w:t>用户管理表 示例：ums_user</w:t>
-      </w:r>
-    </w:p>
-    <w:p>
-      <w:pPr>
-        <w:pStyle w:val="5"/>
-      </w:pPr>
-      <w:bookmarkStart w:id="60" w:name="_Toc17367"/>
-      <w:bookmarkStart w:id="61" w:name="_Toc175751335"/>
-      <w:bookmarkStart w:id="62" w:name="_Toc19803"/>
-      <w:bookmarkStart w:id="63" w:name="_Toc31380"/>
-      <w:r>
-        <w:t>数据库字段命名规范</w:t>
-      </w:r>
-      <w:bookmarkEnd w:id="60"/>
-      <w:bookmarkEnd w:id="61"/>
-      <w:bookmarkEnd w:id="62"/>
-      <w:bookmarkEnd w:id="63"/>
-    </w:p>
-    <w:p>
-      <w:pPr>
-        <w:pStyle w:val="6"/>
-      </w:pPr>
-      <w:r>
-        <w:rPr>
-          <w:rFonts w:hint="eastAsia"/>
-        </w:rPr>
-        <w:t>字段命名规范</w:t>
-      </w:r>
-    </w:p>
-    <w:p>
-      <w:pPr>
-        <w:ind w:firstLine="480"/>
-      </w:pPr>
-      <w:r>
-        <w:rPr>
-          <w:rFonts w:hint="eastAsia"/>
-        </w:rPr>
-        <w:t xml:space="preserve">一、字段命名应清晰、无歧义，使用小写英文字母、数字与下划线；注意标识符长度限制。</w:t>
+        <w:t>一、字段命名应清晰、无歧义，使用小写英文字母、数字与下划线；注意标识符长度限制。</w:t>
       </w:r>
     </w:p>
     <w:p>
@@ -2221,7 +2084,7 @@
         <w:t xml:space="preserve">动宾短语 示例：is_friend、is_good </w:t>
       </w:r>
     </w:p>
-    <w:bookmarkEnd w:id="43"/>
+    <w:bookmarkEnd w:id="40"/>
     <w:p>
       <w:pPr>
         <w:pStyle w:val="57"/>
@@ -2241,49 +2104,49 @@
           <w:docGrid w:type="lines" w:linePitch="312" w:charSpace="0"/>
         </w:sectPr>
       </w:pPr>
-      <w:bookmarkStart w:id="64" w:name="_Toc297887280"/>
+      <w:bookmarkStart w:id="61" w:name="_Toc297887280"/>
     </w:p>
     <w:p>
       <w:pPr>
         <w:pStyle w:val="3"/>
         <w:ind w:firstLine="640"/>
       </w:pPr>
-      <w:bookmarkStart w:id="65" w:name="_Toc175751342"/>
-      <w:bookmarkStart w:id="66" w:name="_Toc29610"/>
-      <w:bookmarkStart w:id="67" w:name="_Toc2208"/>
+      <w:bookmarkStart w:id="62" w:name="_Toc29610"/>
+      <w:bookmarkStart w:id="63" w:name="_Toc2208"/>
+      <w:bookmarkStart w:id="64" w:name="_Toc175751342"/>
       <w:r>
         <w:rPr>
           <w:rFonts w:hint="eastAsia"/>
         </w:rPr>
         <w:t>数据表结构设计</w:t>
       </w:r>
+      <w:bookmarkEnd w:id="61"/>
+      <w:bookmarkEnd w:id="62"/>
+      <w:bookmarkEnd w:id="63"/>
       <w:bookmarkEnd w:id="64"/>
+    </w:p>
+    <w:p>
+      <w:pPr>
+        <w:pStyle w:val="4"/>
+      </w:pPr>
+      <w:bookmarkStart w:id="65" w:name="_Toc361668622"/>
+      <w:bookmarkStart w:id="66" w:name="_Toc1006"/>
+      <w:bookmarkStart w:id="67" w:name="_Toc361668879"/>
+      <w:bookmarkStart w:id="68" w:name="_Toc175751343"/>
+      <w:bookmarkStart w:id="69" w:name="_Toc7593"/>
+      <w:bookmarkStart w:id="70" w:name="_Toc437"/>
+      <w:r>
+        <w:rPr>
+          <w:rFonts w:hint="eastAsia"/>
+        </w:rPr>
+        <w:t>数据表清单</w:t>
+      </w:r>
       <w:bookmarkEnd w:id="65"/>
       <w:bookmarkEnd w:id="66"/>
       <w:bookmarkEnd w:id="67"/>
-    </w:p>
-    <w:p>
-      <w:pPr>
-        <w:pStyle w:val="4"/>
-      </w:pPr>
-      <w:bookmarkStart w:id="68" w:name="_Toc437"/>
-      <w:bookmarkStart w:id="69" w:name="_Toc1006"/>
-      <w:bookmarkStart w:id="70" w:name="_Toc361668622"/>
-      <w:bookmarkStart w:id="71" w:name="_Toc361668879"/>
-      <w:bookmarkStart w:id="72" w:name="_Toc175751343"/>
-      <w:bookmarkStart w:id="73" w:name="_Toc7593"/>
-      <w:r>
-        <w:rPr>
-          <w:rFonts w:hint="eastAsia"/>
-        </w:rPr>
-        <w:t>数据表清单</w:t>
-      </w:r>
       <w:bookmarkEnd w:id="68"/>
       <w:bookmarkEnd w:id="69"/>
       <w:bookmarkEnd w:id="70"/>
-      <w:bookmarkEnd w:id="71"/>
-      <w:bookmarkEnd w:id="72"/>
-      <w:bookmarkEnd w:id="73"/>
     </w:p>
     <w:p>
       <w:pPr>
@@ -2300,7 +2163,7 @@
           <w:sz w:val="24"/>
           <w:szCs w:val="24"/>
         </w:rPr>
-        <w:t xml:space="preserve">表 1 数据表清单</w:t>
+        <w:t>表 1 数据表清单</w:t>
       </w:r>
     </w:p>
     <w:tbl>
@@ -2326,29 +2189,12 @@
         </w:tblCellMar>
       </w:tblPr>
       <w:tblGrid>
-        <w:gridCol w:w="285"/>
-        <w:gridCol w:w="3913"/>
-        <w:gridCol w:w="3248"/>
-        <w:gridCol w:w="1093"/>
+        <w:gridCol w:w="1694"/>
+        <w:gridCol w:w="2675"/>
+        <w:gridCol w:w="2289"/>
+        <w:gridCol w:w="1881"/>
       </w:tblGrid>
       <w:tr>
-        <w:tblPrEx>
-          <w:tblBorders>
-            <w:top w:val="single" w:color="auto" w:sz="8" w:space="0"/>
-            <w:left w:val="single" w:color="auto" w:sz="8" w:space="0"/>
-            <w:bottom w:val="single" w:color="auto" w:sz="8" w:space="0"/>
-            <w:right w:val="single" w:color="auto" w:sz="8" w:space="0"/>
-            <w:insideH w:val="single" w:color="auto" w:sz="8" w:space="0"/>
-            <w:insideV w:val="single" w:color="auto" w:sz="8" w:space="0"/>
-          </w:tblBorders>
-          <w:shd w:val="clear" w:color="auto" w:fill="FFFFFF"/>
-          <w:tblCellMar>
-            <w:top w:w="0" w:type="dxa"/>
-            <w:left w:w="113" w:type="dxa"/>
-            <w:bottom w:w="0" w:type="dxa"/>
-            <w:right w:w="113" w:type="dxa"/>
-          </w:tblCellMar>
-        </w:tblPrEx>
         <w:trPr>
           <w:trHeight w:val="0" w:hRule="atLeast"/>
           <w:tblHeader/>
@@ -2501,23 +2347,6 @@
         </w:tc>
       </w:tr>
       <w:tr>
-        <w:tblPrEx>
-          <w:tblBorders>
-            <w:top w:val="single" w:color="auto" w:sz="8" w:space="0"/>
-            <w:left w:val="single" w:color="auto" w:sz="8" w:space="0"/>
-            <w:bottom w:val="single" w:color="auto" w:sz="8" w:space="0"/>
-            <w:right w:val="single" w:color="auto" w:sz="8" w:space="0"/>
-            <w:insideH w:val="single" w:color="auto" w:sz="8" w:space="0"/>
-            <w:insideV w:val="single" w:color="auto" w:sz="8" w:space="0"/>
-          </w:tblBorders>
-          <w:shd w:val="clear" w:color="auto" w:fill="FFFFFF"/>
-          <w:tblCellMar>
-            <w:top w:w="0" w:type="dxa"/>
-            <w:left w:w="113" w:type="dxa"/>
-            <w:bottom w:w="0" w:type="dxa"/>
-            <w:right w:w="113" w:type="dxa"/>
-          </w:tblCellMar>
-        </w:tblPrEx>
         <w:trPr>
           <w:trHeight w:val="0" w:hRule="atLeast"/>
           <w:jc w:val="center"/>
@@ -2552,7 +2381,7 @@
                 <w:rFonts w:hint="eastAsia"/>
                 <w:lang w:val="en-GB"/>
               </w:rPr>
-              <w:t xml:space="preserve">{#tables}{index}</w:t>
+              <w:t>{#tables}{index}</w:t>
             </w:r>
           </w:p>
         </w:tc>
@@ -2587,7 +2416,7 @@
                 <w:rFonts w:hint="eastAsia"/>
                 <w:lang w:val="en-GB"/>
               </w:rPr>
-              <w:t xml:space="preserve">{qualifiedName}</w:t>
+              <w:t>{qualifiedName}</w:t>
             </w:r>
           </w:p>
         </w:tc>
@@ -2621,7 +2450,7 @@
                 <w:rFonts w:hint="eastAsia"/>
                 <w:lang w:val="en-GB"/>
               </w:rPr>
-              <w:t xml:space="preserve">{displayName}</w:t>
+              <w:t>{displayName}</w:t>
             </w:r>
           </w:p>
         </w:tc>
@@ -2652,13 +2481,11 @@
               </w:rPr>
             </w:pPr>
             <w:r>
-              <w:t xml:space="preserve">{remarks}{/tables}</w:t>
+              <w:t>{remarks}{/tables}</w:t>
             </w:r>
           </w:p>
         </w:tc>
       </w:tr>
-      <w:bookmarkEnd w:id="74"/>
-      <w:bookmarkEnd w:id="75"/>
     </w:tbl>
     <w:p>
       <w:pPr>
@@ -2668,13 +2495,12 @@
           <w:lang w:eastAsia="zh-Hans"/>
         </w:rPr>
       </w:pPr>
-      <w:bookmarkStart w:id="76" w:name="_Toc2772"/>
-      <w:bookmarkStart w:id="77" w:name="_Toc67178960"/>
-      <w:bookmarkStart w:id="78" w:name="_Toc175751365"/>
-      <w:bookmarkStart w:id="79" w:name="_Toc106034611"/>
-      <w:bookmarkStart w:id="80" w:name="_Toc12893"/>
-      <w:bookmarkStart w:id="81" w:name="_Toc21711"/>
-      <w:bookmarkStart w:id="82" w:name="_Toc25158"/>
+      <w:bookmarkStart w:id="71" w:name="_Toc2772"/>
+      <w:bookmarkStart w:id="72" w:name="_Toc175751365"/>
+      <w:bookmarkStart w:id="73" w:name="_Toc106034611"/>
+      <w:bookmarkStart w:id="74" w:name="_Toc21711"/>
+      <w:bookmarkStart w:id="75" w:name="_Toc25158"/>
+      <w:bookmarkStart w:id="76" w:name="_Toc12893"/>
       <w:r>
         <w:rPr>
           <w:rFonts w:hint="eastAsia"/>
@@ -2682,7 +2508,7 @@
         </w:rPr>
         <w:t>数据表详细字段</w:t>
       </w:r>
-      <w:bookmarkEnd w:id="76"/>
+      <w:bookmarkEnd w:id="71"/>
     </w:p>
     <w:p>
       <w:pPr>
@@ -2694,7 +2520,7 @@
         </w:rPr>
       </w:pPr>
       <w:r>
-        <w:t xml:space="preserve">{#tables}</w:t>
+        <w:t>{#tables}</w:t>
       </w:r>
     </w:p>
     <w:p>
@@ -2709,7 +2535,7 @@
         <w:rPr>
           <w:rFonts w:hint="eastAsia"/>
         </w:rPr>
-        <w:t xml:space="preserve">{displayName}（{qualifiedName}）</w:t>
+        <w:t>{displayName}（{qualifiedName}）</w:t>
       </w:r>
     </w:p>
     <w:p>
@@ -2748,7 +2574,7 @@
           <w:sz w:val="21"/>
           <w:szCs w:val="21"/>
         </w:rPr>
-        <w:t xml:space="preserve">表 {index} {displayName}</w:t>
+        <w:t>表 {index} {displayName}</w:t>
       </w:r>
     </w:p>
     <w:tbl>
@@ -2784,23 +2610,6 @@
         <w:gridCol w:w="1791"/>
       </w:tblGrid>
       <w:tr>
-        <w:tblPrEx>
-          <w:tblBorders>
-            <w:top w:val="single" w:color="auto" w:sz="8" w:space="0"/>
-            <w:left w:val="single" w:color="auto" w:sz="8" w:space="0"/>
-            <w:bottom w:val="single" w:color="auto" w:sz="8" w:space="0"/>
-            <w:right w:val="single" w:color="auto" w:sz="8" w:space="0"/>
-            <w:insideH w:val="single" w:color="auto" w:sz="8" w:space="0"/>
-            <w:insideV w:val="single" w:color="auto" w:sz="8" w:space="0"/>
-          </w:tblBorders>
-          <w:shd w:val="clear" w:color="auto" w:fill="FFFFFF"/>
-          <w:tblCellMar>
-            <w:top w:w="0" w:type="dxa"/>
-            <w:left w:w="108" w:type="dxa"/>
-            <w:bottom w:w="0" w:type="dxa"/>
-            <w:right w:w="108" w:type="dxa"/>
-          </w:tblCellMar>
-        </w:tblPrEx>
         <w:trPr>
           <w:cantSplit/>
           <w:trHeight w:val="23" w:hRule="atLeast"/>
@@ -3766,23 +3575,6 @@
         </w:tc>
       </w:tr>
       <w:tr>
-        <w:tblPrEx>
-          <w:tblBorders>
-            <w:top w:val="single" w:color="auto" w:sz="8" w:space="0"/>
-            <w:left w:val="single" w:color="auto" w:sz="8" w:space="0"/>
-            <w:bottom w:val="single" w:color="auto" w:sz="8" w:space="0"/>
-            <w:right w:val="single" w:color="auto" w:sz="8" w:space="0"/>
-            <w:insideH w:val="single" w:color="auto" w:sz="8" w:space="0"/>
-            <w:insideV w:val="single" w:color="auto" w:sz="8" w:space="0"/>
-          </w:tblBorders>
-          <w:shd w:val="clear" w:color="auto" w:fill="FFFFFF"/>
-          <w:tblCellMar>
-            <w:top w:w="0" w:type="dxa"/>
-            <w:left w:w="108" w:type="dxa"/>
-            <w:bottom w:w="0" w:type="dxa"/>
-            <w:right w:w="108" w:type="dxa"/>
-          </w:tblCellMar>
-        </w:tblPrEx>
         <w:trPr>
           <w:cantSplit/>
           <w:trHeight w:val="23" w:hRule="atLeast"/>
@@ -3892,7 +3684,7 @@
                 <w:szCs w:val="18"/>
                 <w:lang w:eastAsia="zh-Hans"/>
               </w:rPr>
-              <w:t xml:space="preserve">{#columns}{index}</w:t>
+              <w:t>{#columns}{index}</w:t>
             </w:r>
           </w:p>
         </w:tc>
@@ -4003,7 +3795,7 @@
                 <w:szCs w:val="18"/>
                 <w:lang w:eastAsia="zh-Hans"/>
               </w:rPr>
-              <w:t xml:space="preserve">{name}</w:t>
+              <w:t>{name}</w:t>
             </w:r>
           </w:p>
         </w:tc>
@@ -4114,7 +3906,7 @@
                 <w:szCs w:val="18"/>
                 <w:lang w:eastAsia="zh-Hans"/>
               </w:rPr>
-              <w:t xml:space="preserve">{displayName}</w:t>
+              <w:t>{displayName}</w:t>
             </w:r>
           </w:p>
         </w:tc>
@@ -4225,7 +4017,7 @@
                 <w:szCs w:val="18"/>
                 <w:lang w:eastAsia="zh-Hans"/>
               </w:rPr>
-              <w:t xml:space="preserve">{dataType}</w:t>
+              <w:t>{dataType}</w:t>
             </w:r>
           </w:p>
         </w:tc>
@@ -4336,7 +4128,7 @@
                 <w:szCs w:val="18"/>
                 <w:lang w:eastAsia="zh-Hans"/>
               </w:rPr>
-              <w:t xml:space="preserve">{#isPrimaryKey}√{/isPrimaryKey}</w:t>
+              <w:t>{#isPrimaryKey}√{/isPrimaryKey}</w:t>
             </w:r>
           </w:p>
         </w:tc>
@@ -4447,7 +4239,7 @@
                 <w:szCs w:val="18"/>
                 <w:lang w:eastAsia="zh-Hans"/>
               </w:rPr>
-              <w:t xml:space="preserve">{#isNotNull}√{/isNotNull}</w:t>
+              <w:t>{#isNotNull}√{/isNotNull}</w:t>
             </w:r>
           </w:p>
         </w:tc>
@@ -4558,7 +4350,7 @@
                 <w:szCs w:val="18"/>
                 <w:lang w:eastAsia="zh-Hans"/>
               </w:rPr>
-              <w:t xml:space="preserve">{defaultValue}</w:t>
+              <w:t>{defaultValue}</w:t>
             </w:r>
           </w:p>
         </w:tc>
@@ -4661,7 +4453,7 @@
               </w:rPr>
             </w:pPr>
             <w:r>
-              <w:t xml:space="preserve">{remarks}{/columns}</w:t>
+              <w:t>{remarks}{/columns}</w:t>
             </w:r>
           </w:p>
         </w:tc>
@@ -4677,7 +4469,7 @@
         </w:rPr>
       </w:pPr>
       <w:r>
-        <w:t xml:space="preserve">{/tables}</w:t>
+        <w:t>{/tables}</w:t>
       </w:r>
     </w:p>
     <w:p>
@@ -4685,124 +4477,124 @@
         <w:pStyle w:val="3"/>
         <w:ind w:firstLine="640"/>
       </w:pPr>
-      <w:bookmarkStart w:id="171" w:name="_Toc29150"/>
+      <w:bookmarkStart w:id="77" w:name="_Toc29150"/>
       <w:r>
         <w:rPr>
           <w:rFonts w:hint="eastAsia"/>
         </w:rPr>
         <w:t>安全性设计</w:t>
       </w:r>
+      <w:bookmarkEnd w:id="72"/>
+      <w:bookmarkEnd w:id="73"/>
+      <w:r>
+        <w:rPr>
+          <w:rFonts w:hint="eastAsia"/>
+        </w:rPr>
+        <w:fldChar w:fldCharType="begin"/>
+      </w:r>
+      <w:r>
+        <w:rPr>
+          <w:rFonts w:hint="eastAsia"/>
+        </w:rPr>
+        <w:instrText xml:space="preserve"> SEQ seq \h </w:instrText>
+      </w:r>
+      <w:r>
+        <w:rPr>
+          <w:rFonts w:hint="eastAsia"/>
+        </w:rPr>
+        <w:fldChar w:fldCharType="end"/>
+      </w:r>
+      <w:bookmarkEnd w:id="74"/>
+      <w:bookmarkEnd w:id="75"/>
+      <w:bookmarkEnd w:id="76"/>
+      <w:bookmarkEnd w:id="77"/>
+    </w:p>
+    <w:p>
+      <w:pPr>
+        <w:pStyle w:val="4"/>
+      </w:pPr>
+      <w:bookmarkStart w:id="78" w:name="_Hlt104345478"/>
       <w:bookmarkEnd w:id="78"/>
+      <w:bookmarkStart w:id="79" w:name="_Toc175751367"/>
+      <w:bookmarkStart w:id="80" w:name="_Toc18383"/>
+      <w:bookmarkStart w:id="81" w:name="_Toc20054"/>
+      <w:bookmarkStart w:id="82" w:name="_Toc931"/>
+      <w:bookmarkStart w:id="83" w:name="_Toc24239"/>
+      <w:bookmarkStart w:id="84" w:name="_Toc106034613"/>
+      <w:r>
+        <w:rPr>
+          <w:rFonts w:hint="eastAsia"/>
+        </w:rPr>
+        <w:t>数据安全设计</w:t>
+      </w:r>
       <w:bookmarkEnd w:id="79"/>
-      <w:r>
-        <w:rPr>
-          <w:rFonts w:hint="eastAsia"/>
-        </w:rPr>
-        <w:fldChar w:fldCharType="begin"/>
-      </w:r>
-      <w:r>
-        <w:rPr>
-          <w:rFonts w:hint="eastAsia"/>
-        </w:rPr>
-        <w:instrText xml:space="preserve"> SEQ seq \h </w:instrText>
-      </w:r>
-      <w:r>
-        <w:rPr>
-          <w:rFonts w:hint="eastAsia"/>
-        </w:rPr>
-        <w:fldChar w:fldCharType="end"/>
-      </w:r>
       <w:bookmarkEnd w:id="80"/>
       <w:bookmarkEnd w:id="81"/>
       <w:bookmarkEnd w:id="82"/>
-      <w:bookmarkEnd w:id="171"/>
-    </w:p>
-    <w:p>
-      <w:pPr>
-        <w:pStyle w:val="4"/>
-      </w:pPr>
-      <w:bookmarkStart w:id="172" w:name="_Hlt104345478"/>
-      <w:bookmarkEnd w:id="172"/>
-      <w:bookmarkStart w:id="173" w:name="_Toc18383"/>
-      <w:bookmarkStart w:id="174" w:name="_Toc175751367"/>
-      <w:bookmarkStart w:id="175" w:name="_Toc931"/>
-      <w:bookmarkStart w:id="176" w:name="_Toc20054"/>
-      <w:bookmarkStart w:id="177" w:name="_Toc106034613"/>
-      <w:bookmarkStart w:id="178" w:name="_Toc24239"/>
+    </w:p>
+    <w:bookmarkEnd w:id="83"/>
+    <w:bookmarkEnd w:id="84"/>
+    <w:p>
+      <w:pPr>
+        <w:pStyle w:val="5"/>
+      </w:pPr>
+      <w:bookmarkStart w:id="85" w:name="_Toc26445"/>
+      <w:bookmarkStart w:id="86" w:name="_Toc13892"/>
+      <w:bookmarkStart w:id="87" w:name="_Toc32746"/>
+      <w:bookmarkStart w:id="88" w:name="_Toc175751368"/>
+      <w:bookmarkStart w:id="89" w:name="_Toc18244"/>
+      <w:bookmarkStart w:id="90" w:name="_Toc106034614"/>
       <w:r>
         <w:rPr>
           <w:rFonts w:hint="eastAsia"/>
         </w:rPr>
-        <w:t>数据安全设计</w:t>
-      </w:r>
-      <w:bookmarkEnd w:id="173"/>
-      <w:bookmarkEnd w:id="174"/>
-      <w:bookmarkEnd w:id="175"/>
-      <w:bookmarkEnd w:id="176"/>
-    </w:p>
-    <w:bookmarkEnd w:id="177"/>
-    <w:bookmarkEnd w:id="178"/>
+        <w:t>数据访问控制</w:t>
+      </w:r>
+      <w:bookmarkEnd w:id="85"/>
+      <w:bookmarkEnd w:id="86"/>
+      <w:bookmarkEnd w:id="87"/>
+      <w:bookmarkEnd w:id="88"/>
+    </w:p>
+    <w:p>
+      <w:pPr>
+        <w:ind w:firstLine="480"/>
+      </w:pPr>
+      <w:r>
+        <w:rPr>
+          <w:rFonts w:hint="eastAsia"/>
+        </w:rPr>
+        <w:t>设置系统管理员，具有最高操作权限，具有创建、检索、更新、删除权限（表清单详见4.1章节）。</w:t>
+      </w:r>
+    </w:p>
+    <w:p>
+      <w:pPr>
+        <w:ind w:firstLine="480"/>
+      </w:pPr>
+      <w:r>
+        <w:rPr>
+          <w:rFonts w:hint="eastAsia"/>
+        </w:rPr>
+        <w:t>系统用户根据角色及业务需求分配不同权限，防止用户误操作。</w:t>
+      </w:r>
+    </w:p>
     <w:p>
       <w:pPr>
         <w:pStyle w:val="5"/>
       </w:pPr>
-      <w:bookmarkStart w:id="179" w:name="_Toc13892"/>
-      <w:bookmarkStart w:id="180" w:name="_Toc26445"/>
-      <w:bookmarkStart w:id="181" w:name="_Toc32746"/>
-      <w:bookmarkStart w:id="182" w:name="_Toc175751368"/>
-      <w:bookmarkStart w:id="183" w:name="_Toc106034614"/>
-      <w:bookmarkStart w:id="184" w:name="_Toc18244"/>
+      <w:bookmarkStart w:id="91" w:name="_Toc10704"/>
+      <w:bookmarkStart w:id="92" w:name="_Toc175751369"/>
+      <w:bookmarkStart w:id="93" w:name="_Toc25001"/>
+      <w:bookmarkStart w:id="94" w:name="_Toc18656"/>
       <w:r>
         <w:rPr>
           <w:rFonts w:hint="eastAsia"/>
         </w:rPr>
-        <w:t>数据访问控制</w:t>
-      </w:r>
-      <w:bookmarkEnd w:id="179"/>
-      <w:bookmarkEnd w:id="180"/>
-      <w:bookmarkEnd w:id="181"/>
-      <w:bookmarkEnd w:id="182"/>
-    </w:p>
-    <w:p>
-      <w:pPr>
-        <w:ind w:firstLine="480"/>
-      </w:pPr>
-      <w:r>
-        <w:rPr>
-          <w:rFonts w:hint="eastAsia"/>
-        </w:rPr>
-        <w:t>设置系统管理员，具有最高操作权限，具有创建、检索、更新、删除权限（表清单详见4.1章节）。</w:t>
-      </w:r>
-    </w:p>
-    <w:p>
-      <w:pPr>
-        <w:ind w:firstLine="480"/>
-      </w:pPr>
-      <w:r>
-        <w:rPr>
-          <w:rFonts w:hint="eastAsia"/>
-        </w:rPr>
-        <w:t>系统用户根据角色及业务需求分配不同权限，防止用户误操作。</w:t>
-      </w:r>
-    </w:p>
-    <w:p>
-      <w:pPr>
-        <w:pStyle w:val="5"/>
-      </w:pPr>
-      <w:bookmarkStart w:id="185" w:name="_Toc25001"/>
-      <w:bookmarkStart w:id="186" w:name="_Toc10704"/>
-      <w:bookmarkStart w:id="187" w:name="_Toc175751369"/>
-      <w:bookmarkStart w:id="188" w:name="_Toc18656"/>
-      <w:r>
-        <w:rPr>
-          <w:rFonts w:hint="eastAsia"/>
-        </w:rPr>
         <w:t>数据加密</w:t>
       </w:r>
-      <w:bookmarkEnd w:id="185"/>
-      <w:bookmarkEnd w:id="186"/>
-      <w:bookmarkEnd w:id="187"/>
-      <w:bookmarkEnd w:id="188"/>
+      <w:bookmarkEnd w:id="91"/>
+      <w:bookmarkEnd w:id="92"/>
+      <w:bookmarkEnd w:id="93"/>
+      <w:bookmarkEnd w:id="94"/>
     </w:p>
     <w:p>
       <w:pPr>
@@ -4827,21 +4619,18 @@
         </w:rPr>
         <w:t>的密码，确保在任何地方都不会出现密码的明文。</w:t>
       </w:r>
-      <w:bookmarkStart w:id="190" w:name="_GoBack"/>
-      <w:bookmarkEnd w:id="190"/>
-    </w:p>
-    <w:bookmarkEnd w:id="183"/>
-    <w:bookmarkEnd w:id="184"/>
-    <w:p>
-      <w:pPr>
-        <w:ind w:firstLine="480"/>
-      </w:pPr>
-      <w:bookmarkStart w:id="189" w:name="_Toc106034615"/>
-      <w:r>
-        <w:br w:type="page"/>
-      </w:r>
-    </w:p>
-    <w:bookmarkEnd w:id="189"/>
+    </w:p>
+    <w:bookmarkEnd w:id="89"/>
+    <w:bookmarkEnd w:id="90"/>
+    <w:p>
+      <w:pPr>
+        <w:ind w:left="0" w:leftChars="0" w:firstLine="0" w:firstLineChars="0"/>
+      </w:pPr>
+      <w:bookmarkStart w:id="95" w:name="_Toc106034615"/>
+      <w:bookmarkStart w:id="96" w:name="_GoBack"/>
+      <w:bookmarkEnd w:id="96"/>
+    </w:p>
+    <w:bookmarkEnd w:id="95"/>
     <w:p>
       <w:pPr>
         <w:ind w:firstLine="480"/>
@@ -4886,6 +4675,12 @@
 
 <file path=word/footer1.xml><?xml version="1.0" encoding="utf-8"?>
 <w:ftr xmlns:wpc="http://schemas.microsoft.com/office/word/2010/wordprocessingCanvas" xmlns:mc="http://schemas.openxmlformats.org/markup-compatibility/2006" xmlns:o="urn:schemas-microsoft-com:office:office" xmlns:r="http://schemas.openxmlformats.org/officeDocument/2006/relationships" xmlns:m="http://schemas.openxmlformats.org/officeDocument/2006/math" xmlns:v="urn:schemas-microsoft-com:vml" xmlns:wp14="http://schemas.microsoft.com/office/word/2010/wordprocessingDrawing" xmlns:wp="http://schemas.openxmlformats.org/drawingml/2006/wordprocessingDrawing" xmlns:w10="urn:schemas-microsoft-com:office:word" xmlns:w="http://schemas.openxmlformats.org/wordprocessingml/2006/main" xmlns:w14="http://schemas.microsoft.com/office/word/2010/wordml" xmlns:w15="http://schemas.microsoft.com/office/word/2012/wordml" xmlns:wpg="http://schemas.microsoft.com/office/word/2010/wordprocessingGroup" xmlns:wpi="http://schemas.microsoft.com/office/word/2010/wordprocessingInk" xmlns:wne="http://schemas.microsoft.com/office/word/2006/wordml" xmlns:wps="http://schemas.microsoft.com/office/word/2010/wordprocessingShape" xmlns:wpsCustomData="http://www.wps.cn/officeDocument/2013/wpsCustomData" mc:Ignorable="w14 w15 wp14">
+  <w:p/>
+</w:ftr>
+</file>
+
+<file path=word/footer2.xml><?xml version="1.0" encoding="utf-8"?>
+<w:ftr xmlns:wpc="http://schemas.microsoft.com/office/word/2010/wordprocessingCanvas" xmlns:mc="http://schemas.openxmlformats.org/markup-compatibility/2006" xmlns:o="urn:schemas-microsoft-com:office:office" xmlns:r="http://schemas.openxmlformats.org/officeDocument/2006/relationships" xmlns:m="http://schemas.openxmlformats.org/officeDocument/2006/math" xmlns:v="urn:schemas-microsoft-com:vml" xmlns:wp14="http://schemas.microsoft.com/office/word/2010/wordprocessingDrawing" xmlns:wp="http://schemas.openxmlformats.org/drawingml/2006/wordprocessingDrawing" xmlns:w10="urn:schemas-microsoft-com:office:word" xmlns:w="http://schemas.openxmlformats.org/wordprocessingml/2006/main" xmlns:w14="http://schemas.microsoft.com/office/word/2010/wordml" xmlns:w15="http://schemas.microsoft.com/office/word/2012/wordml" xmlns:wpg="http://schemas.microsoft.com/office/word/2010/wordprocessingGroup" xmlns:wpi="http://schemas.microsoft.com/office/word/2010/wordprocessingInk" xmlns:wne="http://schemas.microsoft.com/office/word/2006/wordml" xmlns:wps="http://schemas.microsoft.com/office/word/2010/wordprocessingShape" xmlns:wpsCustomData="http://www.wps.cn/officeDocument/2013/wpsCustomData" mc:Ignorable="w14 w15 wp14">
   <w:p>
     <w:pPr>
       <w:pStyle w:val="20"/>
@@ -4895,7 +4690,7 @@
 </w:ftr>
 </file>
 
-<file path=word/footer2.xml><?xml version="1.0" encoding="utf-8"?>
+<file path=word/footer3.xml><?xml version="1.0" encoding="utf-8"?>
 <w:ftr xmlns:wpc="http://schemas.microsoft.com/office/word/2010/wordprocessingCanvas" xmlns:mc="http://schemas.openxmlformats.org/markup-compatibility/2006" xmlns:o="urn:schemas-microsoft-com:office:office" xmlns:r="http://schemas.openxmlformats.org/officeDocument/2006/relationships" xmlns:m="http://schemas.openxmlformats.org/officeDocument/2006/math" xmlns:v="urn:schemas-microsoft-com:vml" xmlns:wp14="http://schemas.microsoft.com/office/word/2010/wordprocessingDrawing" xmlns:wp="http://schemas.openxmlformats.org/drawingml/2006/wordprocessingDrawing" xmlns:w10="urn:schemas-microsoft-com:office:word" xmlns:w="http://schemas.openxmlformats.org/wordprocessingml/2006/main" xmlns:w14="http://schemas.microsoft.com/office/word/2010/wordml" xmlns:w15="http://schemas.microsoft.com/office/word/2012/wordml" xmlns:wpg="http://schemas.microsoft.com/office/word/2010/wordprocessingGroup" xmlns:wpi="http://schemas.microsoft.com/office/word/2010/wordprocessingInk" xmlns:wne="http://schemas.microsoft.com/office/word/2006/wordml" xmlns:wps="http://schemas.microsoft.com/office/word/2010/wordprocessingShape" xmlns:wpsCustomData="http://www.wps.cn/officeDocument/2013/wpsCustomData" mc:Ignorable="w14 w15 wp14">
   <w:p>
     <w:pPr>
@@ -4923,7 +4718,7 @@
 </w:ftr>
 </file>
 
-<file path=word/footer3.xml><?xml version="1.0" encoding="utf-8"?>
+<file path=word/footer4.xml><?xml version="1.0" encoding="utf-8"?>
 <w:ftr xmlns:wpc="http://schemas.microsoft.com/office/word/2010/wordprocessingCanvas" xmlns:mc="http://schemas.openxmlformats.org/markup-compatibility/2006" xmlns:o="urn:schemas-microsoft-com:office:office" xmlns:r="http://schemas.openxmlformats.org/officeDocument/2006/relationships" xmlns:m="http://schemas.openxmlformats.org/officeDocument/2006/math" xmlns:v="urn:schemas-microsoft-com:vml" xmlns:wp14="http://schemas.microsoft.com/office/word/2010/wordprocessingDrawing" xmlns:wp="http://schemas.openxmlformats.org/drawingml/2006/wordprocessingDrawing" xmlns:w10="urn:schemas-microsoft-com:office:word" xmlns:w="http://schemas.openxmlformats.org/wordprocessingml/2006/main" xmlns:w14="http://schemas.microsoft.com/office/word/2010/wordml" xmlns:w15="http://schemas.microsoft.com/office/word/2012/wordml" xmlns:wpg="http://schemas.microsoft.com/office/word/2010/wordprocessingGroup" xmlns:wpi="http://schemas.microsoft.com/office/word/2010/wordprocessingInk" xmlns:wne="http://schemas.microsoft.com/office/word/2006/wordml" xmlns:wps="http://schemas.microsoft.com/office/word/2010/wordprocessingShape" xmlns:wpsCustomData="http://www.wps.cn/officeDocument/2013/wpsCustomData" mc:Ignorable="w14 w15 wp14">
   <w:p>
     <w:pPr>
@@ -4961,16 +4756,6 @@
 </w:ftr>
 </file>
 
-<file path=word/footer4.xml><?xml version="1.0" encoding="utf-8"?>
-<w:ftr xmlns:m="http://schemas.openxmlformats.org/officeDocument/2006/math" xmlns:mc="http://schemas.openxmlformats.org/markup-compatibility/2006" xmlns:mo="http://schemas.microsoft.com/office/mac/office/2008/main" xmlns:mv="urn:schemas-microsoft-com:mac:vml" xmlns:o="urn:schemas-microsoft-com:office:office" xmlns:r="http://schemas.openxmlformats.org/officeDocument/2006/relationships" xmlns:v="urn:schemas-microsoft-com:vml" xmlns:w10="urn:schemas-microsoft-com:office:word" xmlns:w14="http://schemas.microsoft.com/office/word/2010/wordml" xmlns:w="http://schemas.openxmlformats.org/wordprocessingml/2006/main" xmlns:wne="http://schemas.microsoft.com/office/word/2006/wordml" xmlns:wp14="http://schemas.microsoft.com/office/word/2010/wordprocessingDrawing" xmlns:wp="http://schemas.openxmlformats.org/drawingml/2006/wordprocessingDrawing" xmlns:wpc="http://schemas.microsoft.com/office/word/2010/wordprocessingCanvas" xmlns:wpg="http://schemas.microsoft.com/office/word/2010/wordprocessingGroup" xmlns:wpi="http://schemas.microsoft.com/office/word/2010/wordprocessingInk" xmlns:wps="http://schemas.microsoft.com/office/word/2010/wordprocessingShape" mc:Ignorable="w14 wp14">
-  <w:p>
-    <w:pPr>
-      <w:pStyle w:val="Footer"/>
-    </w:pPr>
-  </w:p>
-</w:ftr>
-</file>
-
 <file path=word/footnotes.xml><?xml version="1.0" encoding="utf-8"?>
 <w:footnotes xmlns:wpc="http://schemas.microsoft.com/office/word/2010/wordprocessingCanvas" xmlns:mc="http://schemas.openxmlformats.org/markup-compatibility/2006" xmlns:o="urn:schemas-microsoft-com:office:office" xmlns:r="http://schemas.openxmlformats.org/officeDocument/2006/relationships" xmlns:m="http://schemas.openxmlformats.org/officeDocument/2006/math" xmlns:v="urn:schemas-microsoft-com:vml" xmlns:wp14="http://schemas.microsoft.com/office/word/2010/wordprocessingDrawing" xmlns:wp="http://schemas.openxmlformats.org/drawingml/2006/wordprocessingDrawing" xmlns:w="http://schemas.openxmlformats.org/wordprocessingml/2006/main" xmlns:w14="http://schemas.microsoft.com/office/word/2010/wordml" xmlns:w15="http://schemas.microsoft.com/office/word/2012/wordml" xmlns:w10="urn:schemas-microsoft-com:office:word" xmlns:wpg="http://schemas.microsoft.com/office/word/2010/wordprocessingGroup" xmlns:wpi="http://schemas.microsoft.com/office/word/2010/wordprocessingInk" xmlns:wne="http://schemas.microsoft.com/office/word/2006/wordml" xmlns:wps="http://schemas.microsoft.com/office/word/2010/wordprocessingShape" xmlns:wpsCustomData="http://www.wps.cn/officeDocument/2013/wpsCustomData" mc:Ignorable="w14 w15 wp14">
   <w:footnote w:type="separator" w:id="0">
@@ -5025,6 +4810,12 @@
 </file>
 
 <file path=word/header2.xml><?xml version="1.0" encoding="utf-8"?>
+<w:hdr xmlns:wpc="http://schemas.microsoft.com/office/word/2010/wordprocessingCanvas" xmlns:mc="http://schemas.openxmlformats.org/markup-compatibility/2006" xmlns:o="urn:schemas-microsoft-com:office:office" xmlns:r="http://schemas.openxmlformats.org/officeDocument/2006/relationships" xmlns:m="http://schemas.openxmlformats.org/officeDocument/2006/math" xmlns:v="urn:schemas-microsoft-com:vml" xmlns:wp14="http://schemas.microsoft.com/office/word/2010/wordprocessingDrawing" xmlns:wp="http://schemas.openxmlformats.org/drawingml/2006/wordprocessingDrawing" xmlns:w10="urn:schemas-microsoft-com:office:word" xmlns:w="http://schemas.openxmlformats.org/wordprocessingml/2006/main" xmlns:w14="http://schemas.microsoft.com/office/word/2010/wordml" xmlns:w15="http://schemas.microsoft.com/office/word/2012/wordml" xmlns:wpg="http://schemas.microsoft.com/office/word/2010/wordprocessingGroup" xmlns:wpi="http://schemas.microsoft.com/office/word/2010/wordprocessingInk" xmlns:wne="http://schemas.microsoft.com/office/word/2006/wordml" xmlns:wps="http://schemas.microsoft.com/office/word/2010/wordprocessingShape" xmlns:wpsCustomData="http://www.wps.cn/officeDocument/2013/wpsCustomData" mc:Ignorable="w14 w15 wp14">
+  <w:p/>
+</w:hdr>
+</file>
+
+<file path=word/header3.xml><?xml version="1.0" encoding="utf-8"?>
 <w:hdr xmlns:wpc="http://schemas.microsoft.com/office/word/2010/wordprocessingCanvas" xmlns:mc="http://schemas.openxmlformats.org/markup-compatibility/2006" xmlns:o="urn:schemas-microsoft-com:office:office" xmlns:r="http://schemas.openxmlformats.org/officeDocument/2006/relationships" xmlns:m="http://schemas.openxmlformats.org/officeDocument/2006/math" xmlns:v="urn:schemas-microsoft-com:vml" xmlns:wp14="http://schemas.microsoft.com/office/word/2010/wordprocessingDrawing" xmlns:wp="http://schemas.openxmlformats.org/drawingml/2006/wordprocessingDrawing" xmlns:w10="urn:schemas-microsoft-com:office:word" xmlns:w="http://schemas.openxmlformats.org/wordprocessingml/2006/main" xmlns:w14="http://schemas.microsoft.com/office/word/2010/wordml" xmlns:w15="http://schemas.microsoft.com/office/word/2012/wordml" xmlns:wpg="http://schemas.microsoft.com/office/word/2010/wordprocessingGroup" xmlns:wpi="http://schemas.microsoft.com/office/word/2010/wordprocessingInk" xmlns:wne="http://schemas.microsoft.com/office/word/2006/wordml" xmlns:wps="http://schemas.microsoft.com/office/word/2010/wordprocessingShape" xmlns:wpsCustomData="http://www.wps.cn/officeDocument/2013/wpsCustomData" mc:Ignorable="w14 w15 wp14">
   <w:p>
     <w:pPr>
@@ -5139,7 +4930,7 @@
 </w:hdr>
 </file>
 
-<file path=word/header3.xml><?xml version="1.0" encoding="utf-8"?>
+<file path=word/header4.xml><?xml version="1.0" encoding="utf-8"?>
 <w:hdr xmlns:wpc="http://schemas.microsoft.com/office/word/2010/wordprocessingCanvas" xmlns:mc="http://schemas.openxmlformats.org/markup-compatibility/2006" xmlns:o="urn:schemas-microsoft-com:office:office" xmlns:r="http://schemas.openxmlformats.org/officeDocument/2006/relationships" xmlns:m="http://schemas.openxmlformats.org/officeDocument/2006/math" xmlns:v="urn:schemas-microsoft-com:vml" xmlns:wp14="http://schemas.microsoft.com/office/word/2010/wordprocessingDrawing" xmlns:wp="http://schemas.openxmlformats.org/drawingml/2006/wordprocessingDrawing" xmlns:w10="urn:schemas-microsoft-com:office:word" xmlns:w="http://schemas.openxmlformats.org/wordprocessingml/2006/main" xmlns:w14="http://schemas.microsoft.com/office/word/2010/wordml" xmlns:w15="http://schemas.microsoft.com/office/word/2012/wordml" xmlns:wpg="http://schemas.microsoft.com/office/word/2010/wordprocessingGroup" xmlns:wpi="http://schemas.microsoft.com/office/word/2010/wordprocessingInk" xmlns:wne="http://schemas.microsoft.com/office/word/2006/wordml" xmlns:wps="http://schemas.microsoft.com/office/word/2010/wordprocessingShape" xmlns:wpsCustomData="http://www.wps.cn/officeDocument/2013/wpsCustomData" mc:Ignorable="w14 w15 wp14">
   <w:p>
     <w:pPr>
@@ -5170,7 +4961,7 @@
 </w:hdr>
 </file>
 
-<file path=word/header4.xml><?xml version="1.0" encoding="utf-8"?>
+<file path=word/header5.xml><?xml version="1.0" encoding="utf-8"?>
 <w:hdr xmlns:wpc="http://schemas.microsoft.com/office/word/2010/wordprocessingCanvas" xmlns:mc="http://schemas.openxmlformats.org/markup-compatibility/2006" xmlns:o="urn:schemas-microsoft-com:office:office" xmlns:r="http://schemas.openxmlformats.org/officeDocument/2006/relationships" xmlns:m="http://schemas.openxmlformats.org/officeDocument/2006/math" xmlns:v="urn:schemas-microsoft-com:vml" xmlns:wp14="http://schemas.microsoft.com/office/word/2010/wordprocessingDrawing" xmlns:wp="http://schemas.openxmlformats.org/drawingml/2006/wordprocessingDrawing" xmlns:w10="urn:schemas-microsoft-com:office:word" xmlns:w="http://schemas.openxmlformats.org/wordprocessingml/2006/main" xmlns:w14="http://schemas.microsoft.com/office/word/2010/wordml" xmlns:w15="http://schemas.microsoft.com/office/word/2012/wordml" xmlns:wpg="http://schemas.microsoft.com/office/word/2010/wordprocessingGroup" xmlns:wpi="http://schemas.microsoft.com/office/word/2010/wordprocessingInk" xmlns:wne="http://schemas.microsoft.com/office/word/2006/wordml" xmlns:wps="http://schemas.microsoft.com/office/word/2010/wordprocessingShape" xmlns:wpsCustomData="http://www.wps.cn/officeDocument/2013/wpsCustomData" mc:Ignorable="w14 w15 wp14">
   <w:p>
     <w:pPr>
@@ -5198,16 +4989,6 @@
       </w:rPr>
       <w:t>数据库设计说明书</w:t>
     </w:r>
-  </w:p>
-</w:hdr>
-</file>
-
-<file path=word/header5.xml><?xml version="1.0" encoding="utf-8"?>
-<w:hdr xmlns:m="http://schemas.openxmlformats.org/officeDocument/2006/math" xmlns:mc="http://schemas.openxmlformats.org/markup-compatibility/2006" xmlns:mo="http://schemas.microsoft.com/office/mac/office/2008/main" xmlns:mv="urn:schemas-microsoft-com:mac:vml" xmlns:o="urn:schemas-microsoft-com:office:office" xmlns:r="http://schemas.openxmlformats.org/officeDocument/2006/relationships" xmlns:v="urn:schemas-microsoft-com:vml" xmlns:w10="urn:schemas-microsoft-com:office:word" xmlns:w14="http://schemas.microsoft.com/office/word/2010/wordml" xmlns:w="http://schemas.openxmlformats.org/wordprocessingml/2006/main" xmlns:wne="http://schemas.microsoft.com/office/word/2006/wordml" xmlns:wp14="http://schemas.microsoft.com/office/word/2010/wordprocessingDrawing" xmlns:wp="http://schemas.openxmlformats.org/drawingml/2006/wordprocessingDrawing" xmlns:wpc="http://schemas.microsoft.com/office/word/2010/wordprocessingCanvas" xmlns:wpg="http://schemas.microsoft.com/office/word/2010/wordprocessingGroup" xmlns:wpi="http://schemas.microsoft.com/office/word/2010/wordprocessingInk" xmlns:wps="http://schemas.microsoft.com/office/word/2010/wordprocessingShape" mc:Ignorable="w14 wp14">
-  <w:p>
-    <w:pPr>
-      <w:pStyle w:val="Header"/>
-    </w:pPr>
   </w:p>
 </w:hdr>
 </file>
@@ -7758,10 +7539,6 @@
 </file>
 
 <file path=customXml/item1.xml><?xml version="1.0" encoding="utf-8"?>
-<b:Sources xmlns:b="http://schemas.openxmlformats.org/officeDocument/2006/bibliography" xmlns="http://schemas.openxmlformats.org/officeDocument/2006/bibliography" SelectedStyle="\APASixthEditionOfficeOnline.xsl" StyleName="APA" Version="6"/>
-</file>
-
-<file path=customXml/item2.xml><?xml version="1.0" encoding="utf-8"?>
 <contractReview xmlns="http://schemas.wps.cn/vas-ai-hub/contract-review">
   <reviewItems>
     <reviewItem>
@@ -8645,14 +8422,18 @@
 </contractReview>
 </file>
 
+<file path=customXml/item2.xml><?xml version="1.0" encoding="utf-8"?>
+<b:Sources xmlns:b="http://schemas.openxmlformats.org/officeDocument/2006/bibliography" xmlns="http://schemas.openxmlformats.org/officeDocument/2006/bibliography" StyleName="APA" SelectedStyle="\APASixthEditionOfficeOnline.xsl" Version="6"/>
+</file>
+
 <file path=customXml/itemProps1.xml><?xml version="1.0" encoding="utf-8"?>
-<ds:datastoreItem xmlns:ds="http://schemas.openxmlformats.org/officeDocument/2006/customXml" ds:itemID="{105DD52B-5C27-4E5E-B4E9-BBF50D08A097}">
+<ds:datastoreItem xmlns:ds="http://schemas.openxmlformats.org/officeDocument/2006/customXml" ds:itemID="{c75073ac-5a48-40db-82bf-d148107e4ee1}">
   <ds:schemaRefs/>
 </ds:datastoreItem>
 </file>
 
 <file path=customXml/itemProps2.xml><?xml version="1.0" encoding="utf-8"?>
-<ds:datastoreItem xmlns:ds="http://schemas.openxmlformats.org/officeDocument/2006/customXml" ds:itemID="{c75073ac-5a48-40db-82bf-d148107e4ee1}">
+<ds:datastoreItem xmlns:ds="http://schemas.openxmlformats.org/officeDocument/2006/customXml" ds:itemID="{105DD52B-5C27-4E5E-B4E9-BBF50D08A097}">
   <ds:schemaRefs/>
 </ds:datastoreItem>
 </file>